--- a/Artificial Intelligence for Enterprises/Assessment2a/Huang_26254793_421104_Assessment 2a.docx
+++ b/Artificial Intelligence for Enterprises/Assessment2a/Huang_26254793_421104_Assessment 2a.docx
@@ -152,7 +152,7 @@
         <w:fldChar w:fldCharType="begin" w:dirty="true"/>
         <w:instrText xml:space="preserve">TOC \o "1-1" \h \z \u</w:instrText>
         <w:fldChar w:fldCharType="separate"/>
-        <w:t>(開啟文件後目錄將自動更新)</w:t>
+        <w:t xml:space="preserve">管理摘要　|　一、分類模型的評估與推薦　|　二、最佳模型誤判造成的收入損失　|　三、最重要屬性的識別與領域解釋　|　四、降低客戶流失率的策略　|　結論　|　參考文獻</w:t>
         <w:fldChar w:fldCharType="end"/>
       </w:r>
     </w:p>
@@ -187,7 +187,7 @@
           <w:i w:val="0"/>
           <w:sz w:val="22"/>
         </w:rPr>
-        <w:t>本報告為電信公司建立客戶流失(Churn)預測的概念驗證。以 3,333 筆手機使用數據比較六種分類模型,依事前訂定的規則推薦 XGBoost 為最終模型(測試集 accuracy 0.925、F1 0.715;RandomForest 表現相當,列為次選)。最終模型於測試集漏判 51 名實際流失客戶(False Negative),十二個月收入暴露上限約 A$35,926;以挽留成功率三成的情境估算,約 A$10,778 為可挽回價值。最重要變數為日間通話分鐘數;月費與客服來電次數為同層級第二梯隊;合約續約次之。第四節據此提出三項行動與優先順序。</w:t>
+        <w:t>本報告為電信公司建立客戶流失(Churn)預測的概念驗證。以 3,333 筆數據比較六種分類模型,依事前訂定的規則推薦 XGBoost(測試集 accuracy 0.925、F1 0.715;RandomForest 為次選)。該模型漏判 51 名流失客戶(False Negative),十二個月毛收入暴露上限約 A$35,926。最重要變數為日間通話分鐘數(正向),月費與客服來電次數次之(正向),合約續約為負向;第四節據此提出三項行動與量化商業案例。</w:t>
       </w:r>
     </w:p>
     <w:p>
@@ -216,7 +216,7 @@
           <w:i w:val="0"/>
           <w:sz w:val="22"/>
         </w:rPr>
-        <w:t>沿用課程範本流程並加入方法改進:分層抽樣切分(70/30,random_state=42,兩集流失比例約 14.5%)、以 Pipeline 封裝使縮放只在訓練折內擬合、模型選擇僅使用訓練集的 5×5 重複分層交叉驗證(共 25 個折次);測試集不參與任何模型與配置選擇,僅於選模完成後用於最終評估與解釋。資料高度不平衡:把全部客戶預測為「不流失」也有 85.5% 的 accuracy,因此評估以 churn 類的 F 值、召回率(recall)與精確率(precision)為主,accuracy 為輔。</w:t>
+        <w:t>方法設計:分層切分(70/30)、以 Pipeline 使縮放只在訓練折內擬合、選模僅用訓練集的 25 折重複交叉驗證,測試集不參與選模(見附件 notebook)。全猜「不流失」也有 85.5% 的 accuracy,accuracy 因此具誤導性。選模主指標為 F1,因它同時約束漏判與誤報:單看 recall 會選到 SVC(表一,recall 0.807、precision 僅 0.498),其誤報負擔明顯較高,是否可承受須依單次接觸成本與客服產能評估。惟就商業風險而言 recall 最關鍵——流失者僅佔 14.5%,漏掉一位即一筆無人挽留的流失,故 recall 亦為事前訂定的平手裁決指標;precision 則用於監控挽留資源浪費。</w:t>
       </w:r>
     </w:p>
     <w:p>
@@ -968,7 +968,7 @@
           <w:i/>
           <w:sz w:val="17"/>
         </w:rPr>
-        <w:t>註:資料來源為附件 notebook 第八、九節輸出;CV 僅用訓練集,測試集不參與模型與配置選擇。</w:t>
+        <w:t>註:notebook §8–9。CV 僅用訓練集。</w:t>
       </w:r>
     </w:p>
     <w:p>
@@ -982,7 +982,7 @@
           <w:i w:val="0"/>
           <w:sz w:val="22"/>
         </w:rPr>
-        <w:t>結果如表一與圖一:XGBoost 與 RandomForest 明顯領先其餘四模型,交叉驗證 F1 幾乎相同(0.732 對 0.732),經重複交叉驗證的校正檢定(Nadeau &amp; Bengio, 2003),F1、recall、precision 皆無統計顯著差異。兩模型性能相當,故依事前訂定的業務平手規則裁決:流失情境下 recall 直接對應漏抓的流失客戶,取 recall 均值較高的 XGBoost(0.656 對 0.639)為最終模型——此為規則選定,而非性能勝出。單次測試集上 RandomForest 的 F1(0.745)較高,惟成對 bootstrap 95% 信賴區間 [−0.001, +0.064] 與零相容;依協議不以測試集回選,RandomForest 列為次選。</w:t>
+        <w:t>結果如表一與圖一:XGBoost 與 RandomForest 領先其餘四模型,交叉驗證 F1 幾乎相同(0.732 對 0.732);經重複交叉驗證的校正檢定(Nadeau &amp; Bengio, 2003),三項指標皆未偵測到顯著差異——未偵測到差異不等於證明等效,僅代表本樣本無法區分。故依事前訂定的平手規則,取 recall 均值較高的 XGBoost(0.656 對 0.639)為最終模型,此為規則選定而非性能勝出。測試集上 RandomForest 的 F1(0.745)較高,惟成對 bootstrap 95% 區間 [−0.001, +0.064] 與零相容,依協議不回選。建模方法造成的準確率差異可使挽留活動獲利相差甚鉅(Neslin et al., 2006),故選模與最終評估分離。</w:t>
       </w:r>
     </w:p>
     <w:p>
@@ -1051,7 +1051,7 @@
           <w:i/>
           <w:sz w:val="17"/>
         </w:rPr>
-        <w:t>註:虛線為「全猜不流失」的 accuracy 基準(85.5%)。資料來源:附件 notebook 第九節。</w:t>
+        <w:t>註:notebook §9。虛線為全猜不流失基準。</w:t>
       </w:r>
     </w:p>
     <w:p>
@@ -1080,7 +1080,7 @@
           <w:i w:val="0"/>
           <w:sz w:val="22"/>
         </w:rPr>
-        <w:t>混淆矩陣(圖二)中的 False Negative(FN)是實際流失卻被預測為留存的客戶:公司不會對其啟動挽留,收入默默流失。XGBoost 於測試集(1,000 筆,含 145 名流失者)產生 51 名 FN,其實際月費合計 A$2,993.8(平均每人每月 A$58.7)。</w:t>
+        <w:t>混淆矩陣(圖二)的兩類誤判成本方向相反。False Negative(FN)是實際流失卻被預測為留存:若模型標記是挽留的觸發條件,這些客戶不會被接觸,形成未挽留的收入暴露。False Positive(FP)相反——實際留存卻被判為流失,公司投入不必要的工時與優惠;XGBoost 為 24 人,其可承受程度需結合單次接觸成本與客服產能評估。本案以 F1 平衡兩類錯誤,並以 recall 監控 FN 風險。</w:t>
       </w:r>
     </w:p>
     <w:p>
@@ -1149,7 +1149,7 @@
           <w:i/>
           <w:sz w:val="17"/>
         </w:rPr>
-        <w:t>註:FN = 實際流失(1)而被預測為留存(0)。資料來源:附件 notebook 第十節。</w:t>
+        <w:t>註:notebook §10。</w:t>
       </w:r>
     </w:p>
     <w:p>
@@ -1163,7 +1163,7 @@
           <w:i w:val="0"/>
           <w:sz w:val="22"/>
         </w:rPr>
-        <w:t>損失以三層呈現(表二):以留存十二個月為基準情境,毛收入暴露上限約 A$35,926;獲取新客成本為留客的五至二十五倍(Gallo, 2014),故設挽留成功率 30% 的管理情境,預期可挽回價值約 A$10,778。將測試集 FN 率外推至全體 483 名流失者,預估漏抓約 170 人、年暴露約 A$119,669,屬量級參考而非預測。本估算為毛收入口徑的範圍界定:未扣除毛利率、挽留方案成本與自然回流,實際淨損失視此三者而定(表二附 6/24 個月敏感度)。</w:t>
+        <w:t>XGBoost 於測試集(1,000 筆,含 145 名流失者)產生 51 名 FN,實際月費合計 A$2,993.8(平均每人每月 A$58.7)。表二列三種留存假設:十二個月基準下毛收入暴露上限約 A$35,926;外推至全體流失者,預估漏抓約 170 人、年暴露約 A$119,669,屬毛收入口徑的量級參考;淨效益見第四節。</w:t>
       </w:r>
     </w:p>
     <w:p>
@@ -1178,7 +1178,7 @@
           <w:i w:val="0"/>
           <w:sz w:val="20"/>
         </w:rPr>
-        <w:t>表二、FN 收入損失三層估算(依 FN 個體實際月費)</w:t>
+        <w:t>表二、FN 收入暴露三層估算(依 FN 個體實際月費)</w:t>
       </w:r>
     </w:p>
     <w:tbl>
@@ -1188,10 +1188,9 @@
         <w:tblLook w:firstColumn="1" w:firstRow="1" w:lastColumn="0" w:lastRow="0" w:noHBand="0" w:noVBand="1" w:val="04A0"/>
       </w:tblPr>
       <w:tblGrid>
-        <w:gridCol w:w="2160"/>
-        <w:gridCol w:w="2160"/>
-        <w:gridCol w:w="2160"/>
-        <w:gridCol w:w="2160"/>
+        <w:gridCol w:w="2880"/>
+        <w:gridCol w:w="2880"/>
+        <w:gridCol w:w="2880"/>
       </w:tblGrid>
       <w:tr>
         <w:trPr>
@@ -1200,7 +1199,7 @@
         </w:trPr>
         <w:tc>
           <w:tcPr>
-            <w:tcW w:type="dxa" w:w="2160"/>
+            <w:tcW w:type="dxa" w:w="2880"/>
           </w:tcPr>
           <w:p>
             <w:r>
@@ -1216,7 +1215,7 @@
         </w:tc>
         <w:tc>
           <w:tcPr>
-            <w:tcW w:type="dxa" w:w="2160"/>
+            <w:tcW w:type="dxa" w:w="2880"/>
           </w:tcPr>
           <w:p>
             <w:r>
@@ -1232,23 +1231,7 @@
         </w:tc>
         <w:tc>
           <w:tcPr>
-            <w:tcW w:type="dxa" w:w="2160"/>
-          </w:tcPr>
-          <w:p>
-            <w:r>
-              <w:rPr>
-                <w:rFonts w:ascii="Calibri" w:hAnsi="Calibri" w:eastAsia="微軟正黑體"/>
-                <w:b/>
-                <w:i w:val="0"/>
-                <w:sz w:val="19"/>
-              </w:rPr>
-              <w:t>預期可挽回(@30%)</w:t>
-            </w:r>
-          </w:p>
-        </w:tc>
-        <w:tc>
-          <w:tcPr>
-            <w:tcW w:type="dxa" w:w="2160"/>
+            <w:tcW w:type="dxa" w:w="2880"/>
           </w:tcPr>
           <w:p>
             <w:r>
@@ -1269,7 +1252,7 @@
         </w:trPr>
         <w:tc>
           <w:tcPr>
-            <w:tcW w:type="dxa" w:w="2160"/>
+            <w:tcW w:type="dxa" w:w="2880"/>
           </w:tcPr>
           <w:p>
             <w:r>
@@ -1285,7 +1268,7 @@
         </w:tc>
         <w:tc>
           <w:tcPr>
-            <w:tcW w:type="dxa" w:w="2160"/>
+            <w:tcW w:type="dxa" w:w="2880"/>
           </w:tcPr>
           <w:p>
             <w:r>
@@ -1301,23 +1284,7 @@
         </w:tc>
         <w:tc>
           <w:tcPr>
-            <w:tcW w:type="dxa" w:w="2160"/>
-          </w:tcPr>
-          <w:p>
-            <w:r>
-              <w:rPr>
-                <w:rFonts w:ascii="Calibri" w:hAnsi="Calibri" w:eastAsia="微軟正黑體"/>
-                <w:b w:val="0"/>
-                <w:i w:val="0"/>
-                <w:sz w:val="19"/>
-              </w:rPr>
-              <w:t>A$5,389</w:t>
-            </w:r>
-          </w:p>
-        </w:tc>
-        <w:tc>
-          <w:tcPr>
-            <w:tcW w:type="dxa" w:w="2160"/>
+            <w:tcW w:type="dxa" w:w="2880"/>
           </w:tcPr>
           <w:p>
             <w:r>
@@ -1338,7 +1305,7 @@
         </w:trPr>
         <w:tc>
           <w:tcPr>
-            <w:tcW w:type="dxa" w:w="2160"/>
+            <w:tcW w:type="dxa" w:w="2880"/>
           </w:tcPr>
           <w:p>
             <w:r>
@@ -1354,7 +1321,7 @@
         </w:tc>
         <w:tc>
           <w:tcPr>
-            <w:tcW w:type="dxa" w:w="2160"/>
+            <w:tcW w:type="dxa" w:w="2880"/>
           </w:tcPr>
           <w:p>
             <w:r>
@@ -1370,23 +1337,7 @@
         </w:tc>
         <w:tc>
           <w:tcPr>
-            <w:tcW w:type="dxa" w:w="2160"/>
-          </w:tcPr>
-          <w:p>
-            <w:r>
-              <w:rPr>
-                <w:rFonts w:ascii="Calibri" w:hAnsi="Calibri" w:eastAsia="微軟正黑體"/>
-                <w:b w:val="0"/>
-                <w:i w:val="0"/>
-                <w:sz w:val="19"/>
-              </w:rPr>
-              <w:t>A$10,778</w:t>
-            </w:r>
-          </w:p>
-        </w:tc>
-        <w:tc>
-          <w:tcPr>
-            <w:tcW w:type="dxa" w:w="2160"/>
+            <w:tcW w:type="dxa" w:w="2880"/>
           </w:tcPr>
           <w:p>
             <w:r>
@@ -1407,7 +1358,7 @@
         </w:trPr>
         <w:tc>
           <w:tcPr>
-            <w:tcW w:type="dxa" w:w="2160"/>
+            <w:tcW w:type="dxa" w:w="2880"/>
           </w:tcPr>
           <w:p>
             <w:r>
@@ -1423,7 +1374,7 @@
         </w:tc>
         <w:tc>
           <w:tcPr>
-            <w:tcW w:type="dxa" w:w="2160"/>
+            <w:tcW w:type="dxa" w:w="2880"/>
           </w:tcPr>
           <w:p>
             <w:r>
@@ -1439,23 +1390,7 @@
         </w:tc>
         <w:tc>
           <w:tcPr>
-            <w:tcW w:type="dxa" w:w="2160"/>
-          </w:tcPr>
-          <w:p>
-            <w:r>
-              <w:rPr>
-                <w:rFonts w:ascii="Calibri" w:hAnsi="Calibri" w:eastAsia="微軟正黑體"/>
-                <w:b w:val="0"/>
-                <w:i w:val="0"/>
-                <w:sz w:val="19"/>
-              </w:rPr>
-              <w:t>A$21,555</w:t>
-            </w:r>
-          </w:p>
-        </w:tc>
-        <w:tc>
-          <w:tcPr>
-            <w:tcW w:type="dxa" w:w="2160"/>
+            <w:tcW w:type="dxa" w:w="2880"/>
           </w:tcPr>
           <w:p>
             <w:r>
@@ -1482,7 +1417,7 @@
           <w:i/>
           <w:sz w:val="17"/>
         </w:rPr>
-        <w:t>註:挽留成功率 30% 為管理情境假設;挽留之高報酬依據為獲客成本高於留客五至二十五倍(Gallo, 2014)。全資料集欄以測試集 FN 率外推(約 170 人),屬量級推估。資料來源:附件 notebook 第十一節。</w:t>
+        <w:t>註:notebook §11。毛收入口徑;全資料集欄為外推推估。</w:t>
       </w:r>
     </w:p>
     <w:p>
@@ -1511,7 +1446,7 @@
           <w:i w:val="0"/>
           <w:sz w:val="22"/>
         </w:rPr>
-        <w:t>各模型原生重要度排序並不一致,單看任一模型不足以下結論,故以最終模型在測試集上的 permutation importance 裁決(重複 30 次、以 F1 評分):日間通話分鐘數(DayMins)在 30 次重複中全數排名第一;月費(MonthlyCharge)與客服來電次數(CustServCalls)互有領先(23/30),屬同層級第二梯隊;合約續約(ContractRenewal)多數位居第四(圖三)。此一致性屬同一已擬合模型與同一測試集內的結果,而非跨樣本重訓的穩健性宣稱。</w:t>
+        <w:t>各模型原生重要度排序不一致,故以最終模型在測試集上的 permutation importance 裁決(重複 30 次、F1 評分):DayMins 30 次全數第一;MonthlyCharge 與 CustServCalls 互有領先(23/30),屬同層級第二梯隊;ContractRenewal 多數第四(圖三)。此一致性限於同一已擬合模型與測試集,非跨樣本穩健性宣稱。</w:t>
       </w:r>
     </w:p>
     <w:p>
@@ -1580,7 +1515,7 @@
           <w:i/>
           <w:sz w:val="17"/>
         </w:rPr>
-        <w:t>註:橫軸為打亂該欄後 F1 的平均降幅(±標準差)。資料來源:附件 notebook 第十三節。</w:t>
+        <w:t>註:notebook §13。橫軸為 F1 平均降幅(±SD)。</w:t>
       </w:r>
     </w:p>
     <w:p>
@@ -1594,7 +1529,7 @@
           <w:i w:val="0"/>
           <w:sz w:val="22"/>
         </w:rPr>
-        <w:t>原始資料的群組差異支持此結果(表三):流失者的日間通話、月費與客服來電均較高,續約率明顯較低。</w:t>
+        <w:t>影響方向可由群組平均差異讀出(表三):DayMins、MonthlyCharge、CustServCalls 為正向(流失群組平均較高);ContractRenewal 為負向(已續約者流失明顯較低)。此為兩群的描述性差異,非控制其他變數後的效果,亦不宣稱單調或因果關係。</w:t>
       </w:r>
     </w:p>
     <w:p>
@@ -1609,7 +1544,7 @@
           <w:i w:val="0"/>
           <w:sz w:val="20"/>
         </w:rPr>
-        <w:t>表三、重要變數於流失/未流失群組的平均值差異</w:t>
+        <w:t>表三、重要變數於流失/未流失群組的平均值差異與影響方向</w:t>
       </w:r>
     </w:p>
     <w:tbl>
@@ -1689,7 +1624,7 @@
                 <w:i w:val="0"/>
                 <w:sz w:val="19"/>
               </w:rPr>
-              <w:t>差異方向</w:t>
+              <w:t>影響方向</w:t>
             </w:r>
           </w:p>
         </w:tc>
@@ -1758,7 +1693,7 @@
                 <w:i w:val="0"/>
                 <w:sz w:val="19"/>
               </w:rPr>
-              <w:t>流失者較高</w:t>
+              <w:t>正向(越高越易流失)</w:t>
             </w:r>
           </w:p>
         </w:tc>
@@ -1827,7 +1762,7 @@
                 <w:i w:val="0"/>
                 <w:sz w:val="19"/>
               </w:rPr>
-              <w:t>流失者較高</w:t>
+              <w:t>正向(越高越易流失)</w:t>
             </w:r>
           </w:p>
         </w:tc>
@@ -1896,7 +1831,7 @@
                 <w:i w:val="0"/>
                 <w:sz w:val="19"/>
               </w:rPr>
-              <w:t>流失者較高</w:t>
+              <w:t>正向(越多越易流失)</w:t>
             </w:r>
           </w:p>
         </w:tc>
@@ -1965,7 +1900,7 @@
                 <w:i w:val="0"/>
                 <w:sz w:val="19"/>
               </w:rPr>
-              <w:t>流失者較低</w:t>
+              <w:t>負向(已續約者較不流失)</w:t>
             </w:r>
           </w:p>
         </w:tc>
@@ -1982,7 +1917,7 @@
           <w:i/>
           <w:sz w:val="17"/>
         </w:rPr>
-        <w:t>註:全體 3,333 筆之群組平均。資料來源:附件 notebook 第十四節。</w:t>
+        <w:t>註:notebook §14。全體群組平均。</w:t>
       </w:r>
     </w:p>
     <w:p>
@@ -1996,7 +1931,7 @@
           <w:i w:val="0"/>
           <w:sz w:val="22"/>
         </w:rPr>
-        <w:t>領域解釋(與資料一致的假說,非因果結論):高用量客戶帳單高,可能對資費與體驗較敏感——與電信文獻「重度使用為流失關鍵預測因子」一致(Ahmad et al., 2019);頻繁致電客服是可觀察的不滿信號;未續約客戶轉換成本低。另 DayMins 與 MonthlyCharge 中度相關(r = 0.57),重要度可能互相分攤,宜視為同一「高用量-高帳單」信號;流失模型的價值正在於及早識別此類高風險組合(Neslin et al., 2006)。</w:t>
+        <w:t>領域解釋(與資料一致的假說,非因果結論):高用量客戶帳單高,可能對資費與體驗較敏感;同型電信資料研究亦將 total day minutes、total day charge 與 customer service calls 列為前三特徵(Abdelhady &amp; Mohamed, 2025)。頻繁致電客服是不滿信號;未續約者轉換成本低。DayMins 與 MonthlyCharge 中度相關(r = 0.57),宜視為同一「高用量-高帳單」信號。</w:t>
       </w:r>
     </w:p>
     <w:p>
@@ -2025,7 +1960,7 @@
           <w:i w:val="0"/>
           <w:sz w:val="22"/>
         </w:rPr>
-        <w:t>挽留策略完全建立於第三節識別的變數,由模型評分驅動:每月以 XGBoost 對全體客戶評分,高風險名單交由挽留團隊執行三項行動。試點門檻、覆蓋與該群實際流失率見表四:三個門檻群流失率為全體的 1.8 至 2.9 倍,確實鎖定高風險客群;門檻於正式上線前依模型分數細調。</w:t>
+        <w:t>挽留策略完全建立於第三節識別的變數:每月以 XGBoost 評分產生高風險名單,再依第三節變數建立三組試點候選標籤(表四)。三組以各自門檻獨立定義、可能重疊,表五僅呈現各行動單獨實施的情境,不得加總;若同時試行,重疊客戶依一、二、三順序只分派一次。門檻用於招募試點對象,不代表模型分數本身。</w:t>
       </w:r>
     </w:p>
     <w:p>
@@ -2040,7 +1975,476 @@
           <w:i w:val="0"/>
           <w:sz w:val="20"/>
         </w:rPr>
-        <w:t>表四、三項行動之試點設計與決策矩陣</w:t>
+        <w:t>表四、三項行動之試點設計</w:t>
+      </w:r>
+    </w:p>
+    <w:tbl>
+      <w:tblPr>
+        <w:tblStyle w:val="TableGrid"/>
+        <w:tblW w:type="auto" w:w="0"/>
+        <w:tblLook w:firstColumn="1" w:firstRow="1" w:lastColumn="0" w:lastRow="0" w:noHBand="0" w:noVBand="1" w:val="04A0"/>
+      </w:tblPr>
+      <w:tblGrid>
+        <w:gridCol w:w="1440"/>
+        <w:gridCol w:w="1440"/>
+        <w:gridCol w:w="1440"/>
+        <w:gridCol w:w="1440"/>
+        <w:gridCol w:w="1440"/>
+        <w:gridCol w:w="1440"/>
+      </w:tblGrid>
+      <w:tr>
+        <w:trPr>
+          <w:tblHeader w:val="true"/>
+          <w:cantSplit/>
+        </w:trPr>
+        <w:tc>
+          <w:tcPr>
+            <w:tcW w:type="dxa" w:w="1440"/>
+          </w:tcPr>
+          <w:p>
+            <w:r>
+              <w:rPr>
+                <w:rFonts w:ascii="Calibri" w:hAnsi="Calibri" w:eastAsia="微軟正黑體"/>
+                <w:b/>
+                <w:i w:val="0"/>
+                <w:sz w:val="18"/>
+              </w:rPr>
+              <w:t>行動(對應變數)</w:t>
+            </w:r>
+          </w:p>
+        </w:tc>
+        <w:tc>
+          <w:tcPr>
+            <w:tcW w:type="dxa" w:w="1440"/>
+          </w:tcPr>
+          <w:p>
+            <w:r>
+              <w:rPr>
+                <w:rFonts w:ascii="Calibri" w:hAnsi="Calibri" w:eastAsia="微軟正黑體"/>
+                <w:b/>
+                <w:i w:val="0"/>
+                <w:sz w:val="18"/>
+              </w:rPr>
+              <w:t>試點門檻</w:t>
+            </w:r>
+          </w:p>
+        </w:tc>
+        <w:tc>
+          <w:tcPr>
+            <w:tcW w:type="dxa" w:w="1440"/>
+          </w:tcPr>
+          <w:p>
+            <w:r>
+              <w:rPr>
+                <w:rFonts w:ascii="Calibri" w:hAnsi="Calibri" w:eastAsia="微軟正黑體"/>
+                <w:b/>
+                <w:i w:val="0"/>
+                <w:sz w:val="18"/>
+              </w:rPr>
+              <w:t>覆蓋客群</w:t>
+            </w:r>
+          </w:p>
+        </w:tc>
+        <w:tc>
+          <w:tcPr>
+            <w:tcW w:type="dxa" w:w="1440"/>
+          </w:tcPr>
+          <w:p>
+            <w:r>
+              <w:rPr>
+                <w:rFonts w:ascii="Calibri" w:hAnsi="Calibri" w:eastAsia="微軟正黑體"/>
+                <w:b/>
+                <w:i w:val="0"/>
+                <w:sz w:val="18"/>
+              </w:rPr>
+              <w:t>該群流失率(倍數)</w:t>
+            </w:r>
+          </w:p>
+        </w:tc>
+        <w:tc>
+          <w:tcPr>
+            <w:tcW w:type="dxa" w:w="1440"/>
+          </w:tcPr>
+          <w:p>
+            <w:r>
+              <w:rPr>
+                <w:rFonts w:ascii="Calibri" w:hAnsi="Calibri" w:eastAsia="微軟正黑體"/>
+                <w:b/>
+                <w:i w:val="0"/>
+                <w:sz w:val="18"/>
+              </w:rPr>
+              <w:t>負責單位</w:t>
+            </w:r>
+          </w:p>
+        </w:tc>
+        <w:tc>
+          <w:tcPr>
+            <w:tcW w:type="dxa" w:w="1440"/>
+          </w:tcPr>
+          <w:p>
+            <w:r>
+              <w:rPr>
+                <w:rFonts w:ascii="Calibri" w:hAnsi="Calibri" w:eastAsia="微軟正黑體"/>
+                <w:b/>
+                <w:i w:val="0"/>
+                <w:sz w:val="18"/>
+              </w:rPr>
+              <w:t>上線順序</w:t>
+            </w:r>
+          </w:p>
+        </w:tc>
+      </w:tr>
+      <w:tr>
+        <w:trPr>
+          <w:cantSplit/>
+        </w:trPr>
+        <w:tc>
+          <w:tcPr>
+            <w:tcW w:type="dxa" w:w="1440"/>
+          </w:tcPr>
+          <w:p>
+            <w:r>
+              <w:rPr>
+                <w:rFonts w:ascii="Calibri" w:hAnsi="Calibri" w:eastAsia="微軟正黑體"/>
+                <w:b w:val="0"/>
+                <w:i w:val="0"/>
+                <w:sz w:val="18"/>
+              </w:rPr>
+              <w:t>一、服務恢復</w:t>
+              <w:br/>
+              <w:t>(CustServCalls)</w:t>
+            </w:r>
+          </w:p>
+        </w:tc>
+        <w:tc>
+          <w:tcPr>
+            <w:tcW w:type="dxa" w:w="1440"/>
+          </w:tcPr>
+          <w:p>
+            <w:r>
+              <w:rPr>
+                <w:rFonts w:ascii="Calibri" w:hAnsi="Calibri" w:eastAsia="微軟正黑體"/>
+                <w:b w:val="0"/>
+                <w:i w:val="0"/>
+                <w:sz w:val="18"/>
+              </w:rPr>
+              <w:t>來電 ≥3 次</w:t>
+            </w:r>
+          </w:p>
+        </w:tc>
+        <w:tc>
+          <w:tcPr>
+            <w:tcW w:type="dxa" w:w="1440"/>
+          </w:tcPr>
+          <w:p>
+            <w:r>
+              <w:rPr>
+                <w:rFonts w:ascii="Calibri" w:hAnsi="Calibri" w:eastAsia="微軟正黑體"/>
+                <w:b w:val="0"/>
+                <w:i w:val="0"/>
+                <w:sz w:val="18"/>
+              </w:rPr>
+              <w:t>696 人(21%)</w:t>
+            </w:r>
+          </w:p>
+        </w:tc>
+        <w:tc>
+          <w:tcPr>
+            <w:tcW w:type="dxa" w:w="1440"/>
+          </w:tcPr>
+          <w:p>
+            <w:r>
+              <w:rPr>
+                <w:rFonts w:ascii="Calibri" w:hAnsi="Calibri" w:eastAsia="微軟正黑體"/>
+                <w:b w:val="0"/>
+                <w:i w:val="0"/>
+                <w:sz w:val="18"/>
+              </w:rPr>
+              <w:t>26.1%(1.8×)</w:t>
+            </w:r>
+          </w:p>
+        </w:tc>
+        <w:tc>
+          <w:tcPr>
+            <w:tcW w:type="dxa" w:w="1440"/>
+          </w:tcPr>
+          <w:p>
+            <w:r>
+              <w:rPr>
+                <w:rFonts w:ascii="Calibri" w:hAnsi="Calibri" w:eastAsia="微軟正黑體"/>
+                <w:b w:val="0"/>
+                <w:i w:val="0"/>
+                <w:sz w:val="18"/>
+              </w:rPr>
+              <w:t>客服部</w:t>
+            </w:r>
+          </w:p>
+        </w:tc>
+        <w:tc>
+          <w:tcPr>
+            <w:tcW w:type="dxa" w:w="1440"/>
+          </w:tcPr>
+          <w:p>
+            <w:r>
+              <w:rPr>
+                <w:rFonts w:ascii="Calibri" w:hAnsi="Calibri" w:eastAsia="微軟正黑體"/>
+                <w:b w:val="0"/>
+                <w:i w:val="0"/>
+                <w:sz w:val="18"/>
+              </w:rPr>
+              <w:t>1</w:t>
+            </w:r>
+          </w:p>
+        </w:tc>
+      </w:tr>
+      <w:tr>
+        <w:trPr>
+          <w:cantSplit/>
+        </w:trPr>
+        <w:tc>
+          <w:tcPr>
+            <w:tcW w:type="dxa" w:w="1440"/>
+          </w:tcPr>
+          <w:p>
+            <w:r>
+              <w:rPr>
+                <w:rFonts w:ascii="Calibri" w:hAnsi="Calibri" w:eastAsia="微軟正黑體"/>
+                <w:b w:val="0"/>
+                <w:i w:val="0"/>
+                <w:sz w:val="18"/>
+              </w:rPr>
+              <w:t>二、續約轉化</w:t>
+              <w:br/>
+              <w:t>(ContractRenewal)</w:t>
+            </w:r>
+          </w:p>
+        </w:tc>
+        <w:tc>
+          <w:tcPr>
+            <w:tcW w:type="dxa" w:w="1440"/>
+          </w:tcPr>
+          <w:p>
+            <w:r>
+              <w:rPr>
+                <w:rFonts w:ascii="Calibri" w:hAnsi="Calibri" w:eastAsia="微軟正黑體"/>
+                <w:b w:val="0"/>
+                <w:i w:val="0"/>
+                <w:sz w:val="18"/>
+              </w:rPr>
+              <w:t>未續約</w:t>
+            </w:r>
+          </w:p>
+        </w:tc>
+        <w:tc>
+          <w:tcPr>
+            <w:tcW w:type="dxa" w:w="1440"/>
+          </w:tcPr>
+          <w:p>
+            <w:r>
+              <w:rPr>
+                <w:rFonts w:ascii="Calibri" w:hAnsi="Calibri" w:eastAsia="微軟正黑體"/>
+                <w:b w:val="0"/>
+                <w:i w:val="0"/>
+                <w:sz w:val="18"/>
+              </w:rPr>
+              <w:t>323 人(10%)</w:t>
+            </w:r>
+          </w:p>
+        </w:tc>
+        <w:tc>
+          <w:tcPr>
+            <w:tcW w:type="dxa" w:w="1440"/>
+          </w:tcPr>
+          <w:p>
+            <w:r>
+              <w:rPr>
+                <w:rFonts w:ascii="Calibri" w:hAnsi="Calibri" w:eastAsia="微軟正黑體"/>
+                <w:b w:val="0"/>
+                <w:i w:val="0"/>
+                <w:sz w:val="18"/>
+              </w:rPr>
+              <w:t>42.4%(2.9×)</w:t>
+            </w:r>
+          </w:p>
+        </w:tc>
+        <w:tc>
+          <w:tcPr>
+            <w:tcW w:type="dxa" w:w="1440"/>
+          </w:tcPr>
+          <w:p>
+            <w:r>
+              <w:rPr>
+                <w:rFonts w:ascii="Calibri" w:hAnsi="Calibri" w:eastAsia="微軟正黑體"/>
+                <w:b w:val="0"/>
+                <w:i w:val="0"/>
+                <w:sz w:val="18"/>
+              </w:rPr>
+              <w:t>行銷部</w:t>
+            </w:r>
+          </w:p>
+        </w:tc>
+        <w:tc>
+          <w:tcPr>
+            <w:tcW w:type="dxa" w:w="1440"/>
+          </w:tcPr>
+          <w:p>
+            <w:r>
+              <w:rPr>
+                <w:rFonts w:ascii="Calibri" w:hAnsi="Calibri" w:eastAsia="微軟正黑體"/>
+                <w:b w:val="0"/>
+                <w:i w:val="0"/>
+                <w:sz w:val="18"/>
+              </w:rPr>
+              <w:t>2</w:t>
+            </w:r>
+          </w:p>
+        </w:tc>
+      </w:tr>
+      <w:tr>
+        <w:trPr>
+          <w:cantSplit/>
+        </w:trPr>
+        <w:tc>
+          <w:tcPr>
+            <w:tcW w:type="dxa" w:w="1440"/>
+          </w:tcPr>
+          <w:p>
+            <w:r>
+              <w:rPr>
+                <w:rFonts w:ascii="Calibri" w:hAnsi="Calibri" w:eastAsia="微軟正黑體"/>
+                <w:b w:val="0"/>
+                <w:i w:val="0"/>
+                <w:sz w:val="18"/>
+              </w:rPr>
+              <w:t>三、資費重組</w:t>
+              <w:br/>
+              <w:t>(DayMins/MonthlyCharge)</w:t>
+            </w:r>
+          </w:p>
+        </w:tc>
+        <w:tc>
+          <w:tcPr>
+            <w:tcW w:type="dxa" w:w="1440"/>
+          </w:tcPr>
+          <w:p>
+            <w:r>
+              <w:rPr>
+                <w:rFonts w:ascii="Calibri" w:hAnsi="Calibri" w:eastAsia="微軟正黑體"/>
+                <w:b w:val="0"/>
+                <w:i w:val="0"/>
+                <w:sz w:val="18"/>
+              </w:rPr>
+              <w:t>日通話 ≥216 分且月費 ≥ 中位(A$53.5)</w:t>
+            </w:r>
+          </w:p>
+        </w:tc>
+        <w:tc>
+          <w:tcPr>
+            <w:tcW w:type="dxa" w:w="1440"/>
+          </w:tcPr>
+          <w:p>
+            <w:r>
+              <w:rPr>
+                <w:rFonts w:ascii="Calibri" w:hAnsi="Calibri" w:eastAsia="微軟正黑體"/>
+                <w:b w:val="0"/>
+                <w:i w:val="0"/>
+                <w:sz w:val="18"/>
+              </w:rPr>
+              <w:t>767 人(23%)</w:t>
+            </w:r>
+          </w:p>
+        </w:tc>
+        <w:tc>
+          <w:tcPr>
+            <w:tcW w:type="dxa" w:w="1440"/>
+          </w:tcPr>
+          <w:p>
+            <w:r>
+              <w:rPr>
+                <w:rFonts w:ascii="Calibri" w:hAnsi="Calibri" w:eastAsia="微軟正黑體"/>
+                <w:b w:val="0"/>
+                <w:i w:val="0"/>
+                <w:sz w:val="18"/>
+              </w:rPr>
+              <w:t>31.3%(2.2×)</w:t>
+            </w:r>
+          </w:p>
+        </w:tc>
+        <w:tc>
+          <w:tcPr>
+            <w:tcW w:type="dxa" w:w="1440"/>
+          </w:tcPr>
+          <w:p>
+            <w:r>
+              <w:rPr>
+                <w:rFonts w:ascii="Calibri" w:hAnsi="Calibri" w:eastAsia="微軟正黑體"/>
+                <w:b w:val="0"/>
+                <w:i w:val="0"/>
+                <w:sz w:val="18"/>
+              </w:rPr>
+              <w:t>資費部</w:t>
+            </w:r>
+          </w:p>
+        </w:tc>
+        <w:tc>
+          <w:tcPr>
+            <w:tcW w:type="dxa" w:w="1440"/>
+          </w:tcPr>
+          <w:p>
+            <w:r>
+              <w:rPr>
+                <w:rFonts w:ascii="Calibri" w:hAnsi="Calibri" w:eastAsia="微軟正黑體"/>
+                <w:b w:val="0"/>
+                <w:i w:val="0"/>
+                <w:sz w:val="18"/>
+              </w:rPr>
+              <w:t>3</w:t>
+            </w:r>
+          </w:p>
+        </w:tc>
+      </w:tr>
+    </w:tbl>
+    <w:p>
+      <w:pPr>
+        <w:spacing w:after="200"/>
+      </w:pPr>
+      <w:r>
+        <w:rPr>
+          <w:rFonts w:ascii="Calibri" w:hAnsi="Calibri" w:eastAsia="微軟正黑體"/>
+          <w:b w:val="0"/>
+          <w:i/>
+          <w:sz w:val="17"/>
+        </w:rPr>
+        <w:t>註:notebook 實算。倍數 = 該群流失率 ÷ 全體 14.5%。</w:t>
+      </w:r>
+    </w:p>
+    <w:p>
+      <w:pPr>
+        <w:spacing w:after="120"/>
+      </w:pPr>
+      <w:r>
+        <w:rPr>
+          <w:rFonts w:ascii="Calibri" w:hAnsi="Calibri" w:eastAsia="微軟正黑體"/>
+          <w:b w:val="0"/>
+          <w:i w:val="0"/>
+          <w:sz w:val="22"/>
+        </w:rPr>
+        <w:t>行動一(CustServCalls)服務恢復:來電達門檻即觸發專員回訪與問題升級,處理可能的服務問題。行動二(ContractRenewal)續約轉化:向未續約的高風險客戶提供限時續約優惠。行動三(DayMins/MonthlyCharge)資費重組:主動推薦封頂或客製方案。</w:t>
+      </w:r>
+    </w:p>
+    <w:p>
+      <w:pPr>
+        <w:keepNext/>
+        <w:spacing w:after="60"/>
+      </w:pPr>
+      <w:r>
+        <w:rPr>
+          <w:rFonts w:ascii="Calibri" w:hAnsi="Calibri" w:eastAsia="微軟正黑體"/>
+          <w:b/>
+          <w:i w:val="0"/>
+          <w:sz w:val="20"/>
+        </w:rPr>
+        <w:t>表五、三項行動之量化商業案例(損益兩平與淨效益試算)</w:t>
       </w:r>
     </w:p>
     <w:tbl>
@@ -2073,9 +2477,9 @@
                 <w:rFonts w:ascii="Calibri" w:hAnsi="Calibri" w:eastAsia="微軟正黑體"/>
                 <w:b/>
                 <w:i w:val="0"/>
-                <w:sz w:val="18"/>
+                <w:sz w:val="17"/>
               </w:rPr>
-              <w:t>行動(對應變數)</w:t>
+              <w:t>行動</w:t>
             </w:r>
           </w:p>
         </w:tc>
@@ -2089,9 +2493,9 @@
                 <w:rFonts w:ascii="Calibri" w:hAnsi="Calibri" w:eastAsia="微軟正黑體"/>
                 <w:b/>
                 <w:i w:val="0"/>
-                <w:sz w:val="18"/>
+                <w:sz w:val="17"/>
               </w:rPr>
-              <w:t>試點門檻</w:t>
+              <w:t>每人接觸成本</w:t>
             </w:r>
           </w:p>
         </w:tc>
@@ -2105,9 +2509,9 @@
                 <w:rFonts w:ascii="Calibri" w:hAnsi="Calibri" w:eastAsia="微軟正黑體"/>
                 <w:b/>
                 <w:i w:val="0"/>
-                <w:sz w:val="18"/>
+                <w:sz w:val="17"/>
               </w:rPr>
-              <w:t>覆蓋客群</w:t>
+              <w:t>成功挽留誘因成本</w:t>
             </w:r>
           </w:p>
         </w:tc>
@@ -2121,9 +2525,9 @@
                 <w:rFonts w:ascii="Calibri" w:hAnsi="Calibri" w:eastAsia="微軟正黑體"/>
                 <w:b/>
                 <w:i w:val="0"/>
-                <w:sz w:val="18"/>
+                <w:sz w:val="17"/>
               </w:rPr>
-              <w:t>該群流失率(倍數)</w:t>
+              <w:t>試點總投入</w:t>
             </w:r>
           </w:p>
         </w:tc>
@@ -2137,9 +2541,9 @@
                 <w:rFonts w:ascii="Calibri" w:hAnsi="Calibri" w:eastAsia="微軟正黑體"/>
                 <w:b/>
                 <w:i w:val="0"/>
-                <w:sz w:val="18"/>
+                <w:sz w:val="17"/>
               </w:rPr>
-              <w:t>成本/時程</w:t>
+              <w:t>該群預期流失人數</w:t>
             </w:r>
           </w:p>
         </w:tc>
@@ -2153,9 +2557,9 @@
                 <w:rFonts w:ascii="Calibri" w:hAnsi="Calibri" w:eastAsia="微軟正黑體"/>
                 <w:b/>
                 <w:i w:val="0"/>
-                <w:sz w:val="18"/>
+                <w:sz w:val="17"/>
               </w:rPr>
-              <w:t>負責單位</w:t>
+              <w:t>損益兩平所需增量留存率</w:t>
             </w:r>
           </w:p>
         </w:tc>
@@ -2169,9 +2573,9 @@
                 <w:rFonts w:ascii="Calibri" w:hAnsi="Calibri" w:eastAsia="微軟正黑體"/>
                 <w:b/>
                 <w:i w:val="0"/>
-                <w:sz w:val="18"/>
+                <w:sz w:val="17"/>
               </w:rPr>
-              <w:t>優先</w:t>
+              <w:t>淨效益 @20% 增量留存</w:t>
             </w:r>
           </w:p>
         </w:tc>
@@ -2190,11 +2594,9 @@
                 <w:rFonts w:ascii="Calibri" w:hAnsi="Calibri" w:eastAsia="微軟正黑體"/>
                 <w:b w:val="0"/>
                 <w:i w:val="0"/>
-                <w:sz w:val="18"/>
+                <w:sz w:val="17"/>
               </w:rPr>
               <w:t>一、服務恢復</w:t>
-              <w:br/>
-              <w:t>(CustServCalls)</w:t>
             </w:r>
           </w:p>
         </w:tc>
@@ -2208,9 +2610,9 @@
                 <w:rFonts w:ascii="Calibri" w:hAnsi="Calibri" w:eastAsia="微軟正黑體"/>
                 <w:b w:val="0"/>
                 <w:i w:val="0"/>
-                <w:sz w:val="18"/>
+                <w:sz w:val="17"/>
               </w:rPr>
-              <w:t>來電 ≥3 次</w:t>
+              <w:t>A$15</w:t>
             </w:r>
           </w:p>
         </w:tc>
@@ -2224,9 +2626,9 @@
                 <w:rFonts w:ascii="Calibri" w:hAnsi="Calibri" w:eastAsia="微軟正黑體"/>
                 <w:b w:val="0"/>
                 <w:i w:val="0"/>
-                <w:sz w:val="18"/>
+                <w:sz w:val="17"/>
               </w:rPr>
-              <w:t>696 人(21%)</w:t>
+              <w:t>—</w:t>
             </w:r>
           </w:p>
         </w:tc>
@@ -2240,9 +2642,9 @@
                 <w:rFonts w:ascii="Calibri" w:hAnsi="Calibri" w:eastAsia="微軟正黑體"/>
                 <w:b w:val="0"/>
                 <w:i w:val="0"/>
-                <w:sz w:val="18"/>
+                <w:sz w:val="17"/>
               </w:rPr>
-              <w:t>26.1%(1.8×)</w:t>
+              <w:t>A$10,440</w:t>
             </w:r>
           </w:p>
         </w:tc>
@@ -2256,9 +2658,9 @@
                 <w:rFonts w:ascii="Calibri" w:hAnsi="Calibri" w:eastAsia="微軟正黑體"/>
                 <w:b w:val="0"/>
                 <w:i w:val="0"/>
-                <w:sz w:val="18"/>
+                <w:sz w:val="17"/>
               </w:rPr>
-              <w:t>低/即刻</w:t>
+              <w:t>182 人</w:t>
             </w:r>
           </w:p>
         </w:tc>
@@ -2272,9 +2674,9 @@
                 <w:rFonts w:ascii="Calibri" w:hAnsi="Calibri" w:eastAsia="微軟正黑體"/>
                 <w:b w:val="0"/>
                 <w:i w:val="0"/>
-                <w:sz w:val="18"/>
+                <w:sz w:val="17"/>
               </w:rPr>
-              <w:t>客服部</w:t>
+              <w:t>13.6%</w:t>
             </w:r>
           </w:p>
         </w:tc>
@@ -2288,9 +2690,9 @@
                 <w:rFonts w:ascii="Calibri" w:hAnsi="Calibri" w:eastAsia="微軟正黑體"/>
                 <w:b w:val="0"/>
                 <w:i w:val="0"/>
-                <w:sz w:val="18"/>
+                <w:sz w:val="17"/>
               </w:rPr>
-              <w:t>1</w:t>
+              <w:t>+A$4,892</w:t>
             </w:r>
           </w:p>
         </w:tc>
@@ -2309,11 +2711,9 @@
                 <w:rFonts w:ascii="Calibri" w:hAnsi="Calibri" w:eastAsia="微軟正黑體"/>
                 <w:b w:val="0"/>
                 <w:i w:val="0"/>
-                <w:sz w:val="18"/>
+                <w:sz w:val="17"/>
               </w:rPr>
               <w:t>二、續約轉化</w:t>
-              <w:br/>
-              <w:t>(ContractRenewal)</w:t>
             </w:r>
           </w:p>
         </w:tc>
@@ -2327,9 +2727,9 @@
                 <w:rFonts w:ascii="Calibri" w:hAnsi="Calibri" w:eastAsia="微軟正黑體"/>
                 <w:b w:val="0"/>
                 <w:i w:val="0"/>
-                <w:sz w:val="18"/>
+                <w:sz w:val="17"/>
               </w:rPr>
-              <w:t>未續約</w:t>
+              <w:t>A$5</w:t>
             </w:r>
           </w:p>
         </w:tc>
@@ -2343,9 +2743,9 @@
                 <w:rFonts w:ascii="Calibri" w:hAnsi="Calibri" w:eastAsia="微軟正黑體"/>
                 <w:b w:val="0"/>
                 <w:i w:val="0"/>
-                <w:sz w:val="18"/>
+                <w:sz w:val="17"/>
               </w:rPr>
-              <w:t>323 人(10%)</w:t>
+              <w:t>A$59(一個月折抵)</w:t>
             </w:r>
           </w:p>
         </w:tc>
@@ -2359,9 +2759,9 @@
                 <w:rFonts w:ascii="Calibri" w:hAnsi="Calibri" w:eastAsia="微軟正黑體"/>
                 <w:b w:val="0"/>
                 <w:i w:val="0"/>
-                <w:sz w:val="18"/>
+                <w:sz w:val="17"/>
               </w:rPr>
-              <w:t>42.4%(2.9×)</w:t>
+              <w:t>A$1,615</w:t>
             </w:r>
           </w:p>
         </w:tc>
@@ -2375,9 +2775,9 @@
                 <w:rFonts w:ascii="Calibri" w:hAnsi="Calibri" w:eastAsia="微軟正黑體"/>
                 <w:b w:val="0"/>
                 <w:i w:val="0"/>
-                <w:sz w:val="18"/>
+                <w:sz w:val="17"/>
               </w:rPr>
-              <w:t>中/1–2 月</w:t>
+              <w:t>137 人</w:t>
             </w:r>
           </w:p>
         </w:tc>
@@ -2391,9 +2791,9 @@
                 <w:rFonts w:ascii="Calibri" w:hAnsi="Calibri" w:eastAsia="微軟正黑體"/>
                 <w:b w:val="0"/>
                 <w:i w:val="0"/>
-                <w:sz w:val="18"/>
+                <w:sz w:val="17"/>
               </w:rPr>
-              <w:t>行銷部</w:t>
+              <w:t>3.2%</w:t>
             </w:r>
           </w:p>
         </w:tc>
@@ -2407,9 +2807,9 @@
                 <w:rFonts w:ascii="Calibri" w:hAnsi="Calibri" w:eastAsia="微軟正黑體"/>
                 <w:b w:val="0"/>
                 <w:i w:val="0"/>
-                <w:sz w:val="18"/>
+                <w:sz w:val="17"/>
               </w:rPr>
-              <w:t>2</w:t>
+              <w:t>+A$8,328</w:t>
             </w:r>
           </w:p>
         </w:tc>
@@ -2428,11 +2828,9 @@
                 <w:rFonts w:ascii="Calibri" w:hAnsi="Calibri" w:eastAsia="微軟正黑體"/>
                 <w:b w:val="0"/>
                 <w:i w:val="0"/>
-                <w:sz w:val="18"/>
+                <w:sz w:val="17"/>
               </w:rPr>
               <w:t>三、資費重組</w:t>
-              <w:br/>
-              <w:t>(DayMins/MonthlyCharge)</w:t>
             </w:r>
           </w:p>
         </w:tc>
@@ -2446,9 +2844,9 @@
                 <w:rFonts w:ascii="Calibri" w:hAnsi="Calibri" w:eastAsia="微軟正黑體"/>
                 <w:b w:val="0"/>
                 <w:i w:val="0"/>
-                <w:sz w:val="18"/>
+                <w:sz w:val="17"/>
               </w:rPr>
-              <w:t>日通話 ≥216 分且月費 ≥ 中位(A$53.5)</w:t>
+              <w:t>A$10</w:t>
             </w:r>
           </w:p>
         </w:tc>
@@ -2462,9 +2860,9 @@
                 <w:rFonts w:ascii="Calibri" w:hAnsi="Calibri" w:eastAsia="微軟正黑體"/>
                 <w:b w:val="0"/>
                 <w:i w:val="0"/>
-                <w:sz w:val="18"/>
+                <w:sz w:val="17"/>
               </w:rPr>
-              <w:t>767 人(23%)</w:t>
+              <w:t>A$70(月費調降 10%×12)</w:t>
             </w:r>
           </w:p>
         </w:tc>
@@ -2478,9 +2876,9 @@
                 <w:rFonts w:ascii="Calibri" w:hAnsi="Calibri" w:eastAsia="微軟正黑體"/>
                 <w:b w:val="0"/>
                 <w:i w:val="0"/>
-                <w:sz w:val="18"/>
+                <w:sz w:val="17"/>
               </w:rPr>
-              <w:t>31.3%(2.2×)</w:t>
+              <w:t>A$7,670</w:t>
             </w:r>
           </w:p>
         </w:tc>
@@ -2494,9 +2892,9 @@
                 <w:rFonts w:ascii="Calibri" w:hAnsi="Calibri" w:eastAsia="微軟正黑體"/>
                 <w:b w:val="0"/>
                 <w:i w:val="0"/>
-                <w:sz w:val="18"/>
+                <w:sz w:val="17"/>
               </w:rPr>
-              <w:t>中高/3–6 月</w:t>
+              <w:t>240 人</w:t>
             </w:r>
           </w:p>
         </w:tc>
@@ -2510,9 +2908,9 @@
                 <w:rFonts w:ascii="Calibri" w:hAnsi="Calibri" w:eastAsia="微軟正黑體"/>
                 <w:b w:val="0"/>
                 <w:i w:val="0"/>
-                <w:sz w:val="18"/>
+                <w:sz w:val="17"/>
               </w:rPr>
-              <w:t>資費部</w:t>
+              <w:t>9.1%</w:t>
             </w:r>
           </w:p>
         </w:tc>
@@ -2526,9 +2924,9 @@
                 <w:rFonts w:ascii="Calibri" w:hAnsi="Calibri" w:eastAsia="微軟正黑體"/>
                 <w:b w:val="0"/>
                 <w:i w:val="0"/>
-                <w:sz w:val="18"/>
+                <w:sz w:val="17"/>
               </w:rPr>
-              <w:t>3</w:t>
+              <w:t>+A$9,231</w:t>
             </w:r>
           </w:p>
         </w:tc>
@@ -2545,7 +2943,7 @@
           <w:i/>
           <w:sz w:val="17"/>
         </w:rPr>
-        <w:t>註:覆蓋與流失率為全資料集實算(附件 notebook);倍數 = 該群流失率 ÷ 全體 14.5%。各行動共同停止條件:試點三個月後該群流失率未優於隨機對照組即停止。</w:t>
+        <w:t>註:成本為估計值,誘因僅於挽留成功時發生;人數與流失率為 notebook 實算。</w:t>
       </w:r>
     </w:p>
     <w:p>
@@ -2559,21 +2957,7 @@
           <w:i w:val="0"/>
           <w:sz w:val="22"/>
         </w:rPr>
-        <w:t>行動一(對應 CustServCalls)服務恢復:來電達門檻即觸發專員回訪與問題升級,直接處理不滿來源。行動二(對應 ContractRenewal)續約轉化:向未續約的高風險客戶提供限時續約優惠,鎖定流失最集中的客群。行動三(對應 DayMins 與 MonthlyCharge)高用量資費重組:主動推薦封頂或客製方案,預防帳單震撼。</w:t>
-      </w:r>
-    </w:p>
-    <w:p>
-      <w:pPr>
-        <w:spacing w:after="120"/>
-      </w:pPr>
-      <w:r>
-        <w:rPr>
-          <w:rFonts w:ascii="Calibri" w:hAnsi="Calibri" w:eastAsia="微軟正黑體"/>
-          <w:b w:val="0"/>
-          <w:i w:val="0"/>
-          <w:sz w:val="22"/>
-        </w:rPr>
-        <w:t>優先順序為一、二、三(表四)。各行動以試點先行、隨機保留對照組,三個月檢視 KPI,該群流失率未優於對照組即停止並檢討。以 30% 挽留情境計,年可挽回毛收入 A$10,778 可作為行動一、二試點成本的粗略上限參考(未調整毛利率)。</w:t>
+        <w:t>表五為情境試算(假設毛利率 60%、每名挽回客戶保留十二個月毛利 A$422):三項行動的損益兩平增量留存率分別為 13.6%、3.2%、9.1%,於 20% 增量留存假設下皆為正淨效益。純以門檻排序應為二、三、一;若客服產能允許,建議行動一先行(無誘因成本)、行動二緊隨。各行動均以隨機對照組試點,三個月檢視預設 KPI,未優於對照即停止。</w:t>
       </w:r>
     </w:p>
     <w:p>
@@ -2602,7 +2986,7 @@
           <w:i w:val="0"/>
           <w:sz w:val="22"/>
         </w:rPr>
-        <w:t>本概念驗證確認:現有數據即可建立可用的流失預測模型;XGBoost 為依事前規則選定的推薦模型;誤判成本可量化為挽留投資的依據;重要變數排序於重複檢驗中一致且具清楚業務意涵。建議先將行動一試點上線,三個月後以 KPI 檢視並逐步擴大。</w:t>
+        <w:t>本概念驗證顯示:於本次切分,現有變數已可支持具辨識能力的模型,XGBoost 為依事前規則選定者,跨期穩定性仍須以時間外樣本驗證。FN 代表情境化的收入暴露,而非已證實可挽回的損失;三項行動的損益兩平門檻見表五,可達性須由隨機對照試點估計。若客服產能允許,建議先以行動一進行小型對照試點,KPI 達標後才擴大。</w:t>
       </w:r>
     </w:p>
     <w:p>
@@ -2632,7 +3016,7 @@
           <w:i w:val="0"/>
           <w:sz w:val="21"/>
         </w:rPr>
-        <w:t xml:space="preserve">Ahmad, A. K., Jafar, A., &amp; Aljoumaa, K. (2019). Customer churn prediction in telecom using machine learning in big data platform. </w:t>
+        <w:t xml:space="preserve">Abdelhady, M. G., &amp; Mohamed, K. A. (2025). Leveraging artificial intelligence for predictive customer churn modeling in telecommunications: A framework for enhanced customer relationship management. </w:t>
       </w:r>
       <w:r>
         <w:rPr>
@@ -2641,7 +3025,7 @@
           <w:i/>
           <w:sz w:val="21"/>
         </w:rPr>
-        <w:t>Journal of Big Data, 6</w:t>
+        <w:t>Scientific Reports, 15</w:t>
       </w:r>
       <w:r>
         <w:rPr>
@@ -2650,40 +3034,7 @@
           <w:i w:val="0"/>
           <w:sz w:val="21"/>
         </w:rPr>
-        <w:t>, Article 28. https://doi.org/10.1186/s40537-019-0191-6</w:t>
-      </w:r>
-    </w:p>
-    <w:p>
-      <w:pPr>
-        <w:spacing w:after="120"/>
-        <w:ind w:left="720" w:hanging="720"/>
-      </w:pPr>
-      <w:r>
-        <w:rPr>
-          <w:rFonts w:ascii="Calibri" w:hAnsi="Calibri" w:eastAsia="微軟正黑體"/>
-          <w:b w:val="0"/>
-          <w:i w:val="0"/>
-          <w:sz w:val="21"/>
-        </w:rPr>
-        <w:t xml:space="preserve">Gallo, A. (2014, October 29). The value of keeping the right customers. </w:t>
-      </w:r>
-      <w:r>
-        <w:rPr>
-          <w:rFonts w:ascii="Calibri" w:hAnsi="Calibri" w:eastAsia="微軟正黑體"/>
-          <w:b w:val="0"/>
-          <w:i/>
-          <w:sz w:val="21"/>
-        </w:rPr>
-        <w:t>Harvard Business Review</w:t>
-      </w:r>
-      <w:r>
-        <w:rPr>
-          <w:rFonts w:ascii="Calibri" w:hAnsi="Calibri" w:eastAsia="微軟正黑體"/>
-          <w:b w:val="0"/>
-          <w:i w:val="0"/>
-          <w:sz w:val="21"/>
-        </w:rPr>
-        <w:t>. https://hbr.org/2014/10/the-value-of-keeping-the-right-customers</w:t>
+        <w:t>, Article 43826. https://doi.org/10.1038/s41598-025-30108-z</w:t>
       </w:r>
     </w:p>
     <w:p>

--- a/Artificial Intelligence for Enterprises/Assessment2a/Huang_26254793_421104_Assessment 2a.docx
+++ b/Artificial Intelligence for Enterprises/Assessment2a/Huang_26254793_421104_Assessment 2a.docx
@@ -2692,7 +2692,7 @@
                 <w:i w:val="0"/>
                 <w:sz w:val="17"/>
               </w:rPr>
-              <w:t>+A$4,892</w:t>
+              <w:t>+A$4,957</w:t>
             </w:r>
           </w:p>
         </w:tc>
@@ -2809,7 +2809,7 @@
                 <w:i w:val="0"/>
                 <w:sz w:val="17"/>
               </w:rPr>
-              <w:t>+A$8,328</w:t>
+              <w:t>+A$8,359</w:t>
             </w:r>
           </w:p>
         </w:tc>
@@ -2926,7 +2926,7 @@
                 <w:i w:val="0"/>
                 <w:sz w:val="17"/>
               </w:rPr>
-              <w:t>+A$9,231</w:t>
+              <w:t>+A$9,274</w:t>
             </w:r>
           </w:p>
         </w:tc>
@@ -2943,7 +2943,7 @@
           <w:i/>
           <w:sz w:val="17"/>
         </w:rPr>
-        <w:t>註:成本為估計值,誘因僅於挽留成功時發生;人數與流失率為 notebook 實算。</w:t>
+        <w:t>註:notebook 補充二。成本為估計值,誘因僅於挽留成功時發生。</w:t>
       </w:r>
     </w:p>
     <w:p>
@@ -2957,7 +2957,7 @@
           <w:i w:val="0"/>
           <w:sz w:val="22"/>
         </w:rPr>
-        <w:t>表五為情境試算(假設毛利率 60%、每名挽回客戶保留十二個月毛利 A$422):三項行動的損益兩平增量留存率分別為 13.6%、3.2%、9.1%,於 20% 增量留存假設下皆為正淨效益。純以門檻排序應為二、三、一;若客服產能允許,建議行動一先行(無誘因成本)、行動二緊隨。各行動均以隨機對照組試點,三個月檢視預設 KPI,未優於對照即停止。</w:t>
+        <w:t>表五為情境試算(假設毛利率 60%、每名挽回客戶保留十二個月毛利 A$423):三項行動的損益兩平增量留存率分別為 13.6%、3.2%、9.1%,於 20% 增量留存假設下皆為正淨效益。純以門檻排序應為二、三、一;若客服產能允許,建議行動一先行(無誘因成本)、行動二緊隨。各行動均以隨機對照組試點,三個月檢視預設 KPI,未優於對照即停止。</w:t>
       </w:r>
     </w:p>
     <w:p>

--- a/Artificial Intelligence for Enterprises/Assessment2a/Huang_26254793_421104_Assessment 2a.docx
+++ b/Artificial Intelligence for Enterprises/Assessment2a/Huang_26254793_421104_Assessment 2a.docx
@@ -84,12 +84,14 @@
         </w:rPr>
         <w:t>:421104 Artificial Intelligence for Enterprises(</w:t>
       </w:r>
+      <w:proofErr w:type="spellStart"/>
       <w:r>
         <w:rPr>
           <w:sz w:val="24"/>
         </w:rPr>
         <w:t>企業人工智能</w:t>
       </w:r>
+      <w:proofErr w:type="spellEnd"/>
       <w:r>
         <w:rPr>
           <w:sz w:val="24"/>
@@ -102,6 +104,8 @@
         <w:spacing w:after="80"/>
         <w:jc w:val="center"/>
       </w:pPr>
+      <w:proofErr w:type="spellStart"/>
+      <w:proofErr w:type="gramStart"/>
       <w:r>
         <w:rPr>
           <w:sz w:val="24"/>
@@ -120,6 +124,8 @@
         </w:rPr>
         <w:t>黃柏凱</w:t>
       </w:r>
+      <w:proofErr w:type="spellEnd"/>
+      <w:proofErr w:type="gramEnd"/>
       <w:r>
         <w:rPr>
           <w:sz w:val="24"/>
@@ -150,6 +156,8 @@
         <w:spacing w:after="80"/>
         <w:jc w:val="center"/>
       </w:pPr>
+      <w:proofErr w:type="spellStart"/>
+      <w:proofErr w:type="gramStart"/>
       <w:r>
         <w:rPr>
           <w:sz w:val="24"/>
@@ -160,7 +168,15 @@
         <w:rPr>
           <w:sz w:val="24"/>
         </w:rPr>
-        <w:t xml:space="preserve">:APA </w:t>
+        <w:t>:APA</w:t>
+      </w:r>
+      <w:proofErr w:type="spellEnd"/>
+      <w:proofErr w:type="gramEnd"/>
+      <w:r>
+        <w:rPr>
+          <w:sz w:val="24"/>
+        </w:rPr>
+        <w:t xml:space="preserve"> </w:t>
       </w:r>
       <w:r>
         <w:rPr>
@@ -222,6 +238,7 @@
         <w:spacing w:after="80"/>
         <w:jc w:val="center"/>
       </w:pPr>
+      <w:proofErr w:type="gramStart"/>
       <w:r>
         <w:rPr>
           <w:sz w:val="24"/>
@@ -232,26 +249,37 @@
         <w:rPr>
           <w:sz w:val="24"/>
         </w:rPr>
-        <w:t>:</w:t>
-      </w:r>
+        <w:t>:Huang</w:t>
+      </w:r>
+      <w:proofErr w:type="gramEnd"/>
       <w:r>
         <w:rPr>
           <w:sz w:val="24"/>
         </w:rPr>
-        <w:t>PoKai</w:t>
-      </w:r>
+        <w:t>_26254793_421104_Assessment 2</w:t>
+      </w:r>
+      <w:proofErr w:type="gramStart"/>
       <w:r>
         <w:rPr>
           <w:sz w:val="24"/>
         </w:rPr>
-        <w:t>Huang_26254793_421104_Assessment 2a.ipynb(</w:t>
-      </w:r>
+        <w:t>a.ipynb</w:t>
+      </w:r>
+      <w:proofErr w:type="gramEnd"/>
       <w:r>
         <w:rPr>
           <w:sz w:val="24"/>
         </w:rPr>
+        <w:t>(</w:t>
+      </w:r>
+      <w:proofErr w:type="spellStart"/>
+      <w:r>
+        <w:rPr>
+          <w:sz w:val="24"/>
+        </w:rPr>
         <w:t>完整程式與輸出</w:t>
       </w:r>
+      <w:proofErr w:type="spellEnd"/>
       <w:r>
         <w:rPr>
           <w:sz w:val="24"/>
@@ -268,6 +296,7 @@
       <w:pPr>
         <w:spacing w:after="120"/>
       </w:pPr>
+      <w:proofErr w:type="spellStart"/>
       <w:r>
         <w:rPr>
           <w:b/>
@@ -276,6 +305,7 @@
         <w:lastRenderedPageBreak/>
         <w:t>目錄</w:t>
       </w:r>
+      <w:proofErr w:type="spellEnd"/>
     </w:p>
     <w:p>
       <w:pPr>
@@ -844,7 +874,21 @@
         <w:rPr>
           <w:lang w:eastAsia="zh-TW"/>
         </w:rPr>
-        <w:t xml:space="preserve"> XGBoost(</w:t>
+        <w:t xml:space="preserve"> </w:t>
+      </w:r>
+      <w:proofErr w:type="spellStart"/>
+      <w:r>
+        <w:rPr>
+          <w:lang w:eastAsia="zh-TW"/>
+        </w:rPr>
+        <w:t>XGBoost</w:t>
+      </w:r>
+      <w:proofErr w:type="spellEnd"/>
+      <w:r>
+        <w:rPr>
+          <w:lang w:eastAsia="zh-TW"/>
+        </w:rPr>
+        <w:t>(</w:t>
       </w:r>
       <w:r>
         <w:rPr>
@@ -1116,7 +1160,21 @@
         <w:rPr>
           <w:lang w:eastAsia="zh-TW"/>
         </w:rPr>
-        <w:t xml:space="preserve"> accuracy,accuracy </w:t>
+        <w:t xml:space="preserve"> </w:t>
+      </w:r>
+      <w:proofErr w:type="spellStart"/>
+      <w:r>
+        <w:rPr>
+          <w:lang w:eastAsia="zh-TW"/>
+        </w:rPr>
+        <w:t>accuracy,accuracy</w:t>
+      </w:r>
+      <w:proofErr w:type="spellEnd"/>
+      <w:r>
+        <w:rPr>
+          <w:lang w:eastAsia="zh-TW"/>
+        </w:rPr>
+        <w:t xml:space="preserve"> </w:t>
       </w:r>
       <w:r>
         <w:rPr>
@@ -1358,11 +1416,11 @@
       </w:tblPr>
       <w:tblGrid>
         <w:gridCol w:w="2447"/>
-        <w:gridCol w:w="1400"/>
-        <w:gridCol w:w="1289"/>
-        <w:gridCol w:w="1292"/>
-        <w:gridCol w:w="1219"/>
-        <w:gridCol w:w="1209"/>
+        <w:gridCol w:w="1388"/>
+        <w:gridCol w:w="1246"/>
+        <w:gridCol w:w="1250"/>
+        <w:gridCol w:w="1156"/>
+        <w:gridCol w:w="1143"/>
       </w:tblGrid>
       <w:tr>
         <w:trPr>
@@ -1374,6 +1432,7 @@
             <w:tcW w:w="1440" w:type="dxa"/>
           </w:tcPr>
           <w:p>
+            <w:proofErr w:type="spellStart"/>
             <w:r>
               <w:rPr>
                 <w:b/>
@@ -1381,6 +1440,7 @@
               </w:rPr>
               <w:t>模型</w:t>
             </w:r>
+            <w:proofErr w:type="spellEnd"/>
           </w:p>
         </w:tc>
         <w:tc>
@@ -1393,7 +1453,23 @@
                 <w:b/>
                 <w:sz w:val="19"/>
               </w:rPr>
-              <w:t>CV F1(mean±std)</w:t>
+              <w:t>CV F1(</w:t>
+            </w:r>
+            <w:proofErr w:type="spellStart"/>
+            <w:r>
+              <w:rPr>
+                <w:b/>
+                <w:sz w:val="19"/>
+              </w:rPr>
+              <w:t>mean±std</w:t>
+            </w:r>
+            <w:proofErr w:type="spellEnd"/>
+            <w:r>
+              <w:rPr>
+                <w:b/>
+                <w:sz w:val="19"/>
+              </w:rPr>
+              <w:t>)</w:t>
             </w:r>
           </w:p>
         </w:tc>
@@ -1402,6 +1478,7 @@
             <w:tcW w:w="1440" w:type="dxa"/>
           </w:tcPr>
           <w:p>
+            <w:proofErr w:type="spellStart"/>
             <w:r>
               <w:rPr>
                 <w:b/>
@@ -1409,6 +1486,7 @@
               </w:rPr>
               <w:t>測試</w:t>
             </w:r>
+            <w:proofErr w:type="spellEnd"/>
             <w:r>
               <w:rPr>
                 <w:b/>
@@ -1423,6 +1501,7 @@
             <w:tcW w:w="1440" w:type="dxa"/>
           </w:tcPr>
           <w:p>
+            <w:proofErr w:type="spellStart"/>
             <w:r>
               <w:rPr>
                 <w:b/>
@@ -1430,6 +1509,7 @@
               </w:rPr>
               <w:t>測試</w:t>
             </w:r>
+            <w:proofErr w:type="spellEnd"/>
             <w:r>
               <w:rPr>
                 <w:b/>
@@ -1444,6 +1524,7 @@
             <w:tcW w:w="1440" w:type="dxa"/>
           </w:tcPr>
           <w:p>
+            <w:proofErr w:type="spellStart"/>
             <w:r>
               <w:rPr>
                 <w:b/>
@@ -1451,6 +1532,7 @@
               </w:rPr>
               <w:t>測試</w:t>
             </w:r>
+            <w:proofErr w:type="spellEnd"/>
             <w:r>
               <w:rPr>
                 <w:b/>
@@ -1465,6 +1547,7 @@
             <w:tcW w:w="1440" w:type="dxa"/>
           </w:tcPr>
           <w:p>
+            <w:proofErr w:type="spellStart"/>
             <w:r>
               <w:rPr>
                 <w:b/>
@@ -1472,6 +1555,7 @@
               </w:rPr>
               <w:t>測試</w:t>
             </w:r>
+            <w:proofErr w:type="spellEnd"/>
             <w:r>
               <w:rPr>
                 <w:b/>
@@ -1491,18 +1575,28 @@
             <w:tcW w:w="1440" w:type="dxa"/>
           </w:tcPr>
           <w:p>
+            <w:proofErr w:type="spellStart"/>
             <w:r>
               <w:rPr>
                 <w:sz w:val="19"/>
               </w:rPr>
-              <w:t>XGBoost(</w:t>
-            </w:r>
+              <w:t>XGBoost</w:t>
+            </w:r>
+            <w:proofErr w:type="spellEnd"/>
             <w:r>
               <w:rPr>
                 <w:sz w:val="19"/>
               </w:rPr>
+              <w:t>(</w:t>
+            </w:r>
+            <w:proofErr w:type="spellStart"/>
+            <w:r>
+              <w:rPr>
+                <w:sz w:val="19"/>
+              </w:rPr>
               <w:t>推薦</w:t>
             </w:r>
+            <w:proofErr w:type="spellEnd"/>
             <w:r>
               <w:rPr>
                 <w:sz w:val="19"/>
@@ -1586,18 +1680,28 @@
             <w:tcW w:w="1440" w:type="dxa"/>
           </w:tcPr>
           <w:p>
+            <w:proofErr w:type="spellStart"/>
             <w:r>
               <w:rPr>
                 <w:sz w:val="19"/>
               </w:rPr>
-              <w:t>RandomForest(</w:t>
-            </w:r>
+              <w:t>RandomForest</w:t>
+            </w:r>
+            <w:proofErr w:type="spellEnd"/>
             <w:r>
               <w:rPr>
                 <w:sz w:val="19"/>
               </w:rPr>
+              <w:t>(</w:t>
+            </w:r>
+            <w:proofErr w:type="spellStart"/>
+            <w:r>
+              <w:rPr>
+                <w:sz w:val="19"/>
+              </w:rPr>
               <w:t>次選</w:t>
             </w:r>
+            <w:proofErr w:type="spellEnd"/>
             <w:r>
               <w:rPr>
                 <w:sz w:val="19"/>
@@ -1681,11 +1785,19 @@
             <w:tcW w:w="1440" w:type="dxa"/>
           </w:tcPr>
           <w:p>
+            <w:proofErr w:type="gramStart"/>
             <w:r>
               <w:rPr>
                 <w:sz w:val="19"/>
               </w:rPr>
-              <w:t>SVC(balanced)</w:t>
+              <w:t>SVC(</w:t>
+            </w:r>
+            <w:proofErr w:type="gramEnd"/>
+            <w:r>
+              <w:rPr>
+                <w:sz w:val="19"/>
+              </w:rPr>
+              <w:t>balanced)</w:t>
             </w:r>
           </w:p>
         </w:tc>
@@ -1764,12 +1876,14 @@
             <w:tcW w:w="1440" w:type="dxa"/>
           </w:tcPr>
           <w:p>
+            <w:proofErr w:type="spellStart"/>
             <w:r>
               <w:rPr>
                 <w:sz w:val="19"/>
               </w:rPr>
               <w:t>DecisionTree</w:t>
             </w:r>
+            <w:proofErr w:type="spellEnd"/>
           </w:p>
         </w:tc>
         <w:tc>
@@ -1930,11 +2044,19 @@
             <w:tcW w:w="1440" w:type="dxa"/>
           </w:tcPr>
           <w:p>
+            <w:proofErr w:type="spellStart"/>
             <w:r>
               <w:rPr>
                 <w:sz w:val="19"/>
               </w:rPr>
-              <w:t>LogisticRegression(balanced)</w:t>
+              <w:t>LogisticRegression</w:t>
+            </w:r>
+            <w:proofErr w:type="spellEnd"/>
+            <w:r>
+              <w:rPr>
+                <w:sz w:val="19"/>
+              </w:rPr>
+              <w:t>(balanced)</w:t>
             </w:r>
           </w:p>
         </w:tc>
@@ -2006,6 +2128,8 @@
       </w:tr>
     </w:tbl>
     <w:p>
+      <w:proofErr w:type="spellStart"/>
+      <w:proofErr w:type="gramStart"/>
       <w:r>
         <w:rPr>
           <w:i/>
@@ -2018,28 +2142,46 @@
           <w:i/>
           <w:sz w:val="17"/>
         </w:rPr>
-        <w:t>:notebook §8–9</w:t>
-      </w:r>
+        <w:t>:notebook</w:t>
+      </w:r>
+      <w:proofErr w:type="spellEnd"/>
+      <w:proofErr w:type="gramEnd"/>
       <w:r>
         <w:rPr>
           <w:i/>
           <w:sz w:val="17"/>
         </w:rPr>
-        <w:t>。</w:t>
+        <w:t xml:space="preserve"> §8–9</w:t>
       </w:r>
       <w:r>
         <w:rPr>
           <w:i/>
           <w:sz w:val="17"/>
         </w:rPr>
-        <w:t xml:space="preserve">CV </w:t>
+        <w:t>。</w:t>
       </w:r>
       <w:r>
         <w:rPr>
           <w:i/>
           <w:sz w:val="17"/>
         </w:rPr>
-        <w:t>僅用訓練集。</w:t>
+        <w:t xml:space="preserve">CV </w:t>
+      </w:r>
+      <w:proofErr w:type="spellStart"/>
+      <w:r>
+        <w:rPr>
+          <w:i/>
+          <w:sz w:val="17"/>
+        </w:rPr>
+        <w:t>僅用訓練集</w:t>
+      </w:r>
+      <w:proofErr w:type="spellEnd"/>
+      <w:r>
+        <w:rPr>
+          <w:i/>
+          <w:sz w:val="17"/>
+        </w:rPr>
+        <w:t>。</w:t>
       </w:r>
     </w:p>
     <w:p>
@@ -2059,7 +2201,21 @@
         <w:rPr>
           <w:lang w:eastAsia="zh-TW"/>
         </w:rPr>
-        <w:t xml:space="preserve">:XGBoost </w:t>
+        <w:t>:</w:t>
+      </w:r>
+      <w:proofErr w:type="spellStart"/>
+      <w:r>
+        <w:rPr>
+          <w:lang w:eastAsia="zh-TW"/>
+        </w:rPr>
+        <w:t>XGBoost</w:t>
+      </w:r>
+      <w:proofErr w:type="spellEnd"/>
+      <w:r>
+        <w:rPr>
+          <w:lang w:eastAsia="zh-TW"/>
+        </w:rPr>
+        <w:t xml:space="preserve"> </w:t>
       </w:r>
       <w:r>
         <w:rPr>
@@ -2071,7 +2227,21 @@
         <w:rPr>
           <w:lang w:eastAsia="zh-TW"/>
         </w:rPr>
-        <w:t xml:space="preserve"> RandomForest </w:t>
+        <w:t xml:space="preserve"> </w:t>
+      </w:r>
+      <w:proofErr w:type="spellStart"/>
+      <w:r>
+        <w:rPr>
+          <w:lang w:eastAsia="zh-TW"/>
+        </w:rPr>
+        <w:t>RandomForest</w:t>
+      </w:r>
+      <w:proofErr w:type="spellEnd"/>
+      <w:r>
+        <w:rPr>
+          <w:lang w:eastAsia="zh-TW"/>
+        </w:rPr>
+        <w:t xml:space="preserve"> </w:t>
       </w:r>
       <w:r>
         <w:rPr>
@@ -2191,7 +2361,21 @@
         <w:rPr>
           <w:lang w:eastAsia="zh-TW"/>
         </w:rPr>
-        <w:t xml:space="preserve"> XGBoost(0.656 </w:t>
+        <w:t xml:space="preserve"> </w:t>
+      </w:r>
+      <w:proofErr w:type="spellStart"/>
+      <w:r>
+        <w:rPr>
+          <w:lang w:eastAsia="zh-TW"/>
+        </w:rPr>
+        <w:t>XGBoost</w:t>
+      </w:r>
+      <w:proofErr w:type="spellEnd"/>
+      <w:r>
+        <w:rPr>
+          <w:lang w:eastAsia="zh-TW"/>
+        </w:rPr>
+        <w:t xml:space="preserve">(0.656 </w:t>
       </w:r>
       <w:r>
         <w:rPr>
@@ -2227,7 +2411,21 @@
         <w:rPr>
           <w:lang w:eastAsia="zh-TW"/>
         </w:rPr>
-        <w:t xml:space="preserve"> RandomForest </w:t>
+        <w:t xml:space="preserve"> </w:t>
+      </w:r>
+      <w:proofErr w:type="spellStart"/>
+      <w:r>
+        <w:rPr>
+          <w:lang w:eastAsia="zh-TW"/>
+        </w:rPr>
+        <w:t>RandomForest</w:t>
+      </w:r>
+      <w:proofErr w:type="spellEnd"/>
+      <w:r>
+        <w:rPr>
+          <w:lang w:eastAsia="zh-TW"/>
+        </w:rPr>
+        <w:t xml:space="preserve"> </w:t>
       </w:r>
       <w:r>
         <w:rPr>
@@ -2300,7 +2498,21 @@
         <w:rPr>
           <w:lang w:eastAsia="zh-TW"/>
         </w:rPr>
-        <w:t>(Neslin et al., 2006),</w:t>
+        <w:t>(</w:t>
+      </w:r>
+      <w:proofErr w:type="spellStart"/>
+      <w:r>
+        <w:rPr>
+          <w:lang w:eastAsia="zh-TW"/>
+        </w:rPr>
+        <w:t>Neslin</w:t>
+      </w:r>
+      <w:proofErr w:type="spellEnd"/>
+      <w:r>
+        <w:rPr>
+          <w:lang w:eastAsia="zh-TW"/>
+        </w:rPr>
+        <w:t xml:space="preserve"> et al., 2006),</w:t>
       </w:r>
       <w:r>
         <w:rPr>
@@ -2546,7 +2758,21 @@
         <w:rPr>
           <w:lang w:eastAsia="zh-TW"/>
         </w:rPr>
-        <w:t xml:space="preserve">;XGBoost </w:t>
+        <w:t>;</w:t>
+      </w:r>
+      <w:proofErr w:type="spellStart"/>
+      <w:r>
+        <w:rPr>
+          <w:lang w:eastAsia="zh-TW"/>
+        </w:rPr>
+        <w:t>XGBoost</w:t>
+      </w:r>
+      <w:proofErr w:type="spellEnd"/>
+      <w:r>
+        <w:rPr>
+          <w:lang w:eastAsia="zh-TW"/>
+        </w:rPr>
+        <w:t xml:space="preserve"> </w:t>
       </w:r>
       <w:r>
         <w:rPr>
@@ -2632,6 +2858,7 @@
         <w:keepNext/>
         <w:spacing w:after="60"/>
       </w:pPr>
+      <w:proofErr w:type="spellStart"/>
       <w:r>
         <w:rPr>
           <w:b/>
@@ -2645,21 +2872,40 @@
           <w:b/>
           <w:sz w:val="20"/>
         </w:rPr>
-        <w:t xml:space="preserve">XGBoost </w:t>
-      </w:r>
+        <w:t>XGBoost</w:t>
+      </w:r>
+      <w:proofErr w:type="spellEnd"/>
       <w:r>
         <w:rPr>
           <w:b/>
           <w:sz w:val="20"/>
         </w:rPr>
-        <w:t>測試集混淆矩陣</w:t>
-      </w:r>
+        <w:t xml:space="preserve"> </w:t>
+      </w:r>
+      <w:proofErr w:type="spellStart"/>
+      <w:proofErr w:type="gramStart"/>
       <w:r>
         <w:rPr>
           <w:b/>
           <w:sz w:val="20"/>
         </w:rPr>
-        <w:t>(FN = 51)</w:t>
+        <w:t>測試集混淆矩陣</w:t>
+      </w:r>
+      <w:proofErr w:type="spellEnd"/>
+      <w:r>
+        <w:rPr>
+          <w:b/>
+          <w:sz w:val="20"/>
+        </w:rPr>
+        <w:t>(</w:t>
+      </w:r>
+      <w:proofErr w:type="gramEnd"/>
+      <w:r>
+        <w:rPr>
+          <w:b/>
+          <w:sz w:val="20"/>
+        </w:rPr>
+        <w:t>FN = 51)</w:t>
       </w:r>
     </w:p>
     <w:p>
@@ -2746,11 +2992,19 @@
           <w:lang w:eastAsia="zh-TW"/>
         </w:rPr>
       </w:pPr>
-      <w:r>
-        <w:rPr>
-          <w:lang w:eastAsia="zh-TW"/>
-        </w:rPr>
-        <w:t xml:space="preserve">XGBoost </w:t>
+      <w:proofErr w:type="spellStart"/>
+      <w:r>
+        <w:rPr>
+          <w:lang w:eastAsia="zh-TW"/>
+        </w:rPr>
+        <w:t>XGBoost</w:t>
+      </w:r>
+      <w:proofErr w:type="spellEnd"/>
+      <w:r>
+        <w:rPr>
+          <w:lang w:eastAsia="zh-TW"/>
+        </w:rPr>
+        <w:t xml:space="preserve"> </w:t>
       </w:r>
       <w:r>
         <w:rPr>
@@ -3007,9 +3261,9 @@
         <w:tblLook w:val="04A0" w:firstRow="1" w:lastRow="0" w:firstColumn="1" w:lastColumn="0" w:noHBand="0" w:noVBand="1"/>
       </w:tblPr>
       <w:tblGrid>
-        <w:gridCol w:w="2880"/>
-        <w:gridCol w:w="2880"/>
-        <w:gridCol w:w="2880"/>
+        <w:gridCol w:w="2876"/>
+        <w:gridCol w:w="2877"/>
+        <w:gridCol w:w="2877"/>
       </w:tblGrid>
       <w:tr>
         <w:trPr>
@@ -3021,6 +3275,7 @@
             <w:tcW w:w="2880" w:type="dxa"/>
           </w:tcPr>
           <w:p>
+            <w:proofErr w:type="spellStart"/>
             <w:r>
               <w:rPr>
                 <w:b/>
@@ -3028,6 +3283,7 @@
               </w:rPr>
               <w:t>留存假設</w:t>
             </w:r>
+            <w:proofErr w:type="spellEnd"/>
           </w:p>
         </w:tc>
         <w:tc>
@@ -3142,12 +3398,14 @@
               </w:rPr>
               <w:t xml:space="preserve">6 </w:t>
             </w:r>
+            <w:proofErr w:type="spellStart"/>
             <w:r>
               <w:rPr>
                 <w:sz w:val="19"/>
               </w:rPr>
               <w:t>個月</w:t>
             </w:r>
+            <w:proofErr w:type="spellEnd"/>
           </w:p>
         </w:tc>
         <w:tc>
@@ -3192,24 +3450,28 @@
               </w:rPr>
               <w:t xml:space="preserve">12 </w:t>
             </w:r>
+            <w:proofErr w:type="spellStart"/>
             <w:r>
               <w:rPr>
                 <w:sz w:val="19"/>
               </w:rPr>
               <w:t>個月</w:t>
             </w:r>
+            <w:proofErr w:type="spellEnd"/>
             <w:r>
               <w:rPr>
                 <w:sz w:val="19"/>
               </w:rPr>
               <w:t>(</w:t>
             </w:r>
+            <w:proofErr w:type="spellStart"/>
             <w:r>
               <w:rPr>
                 <w:sz w:val="19"/>
               </w:rPr>
               <w:t>基準</w:t>
             </w:r>
+            <w:proofErr w:type="spellEnd"/>
             <w:r>
               <w:rPr>
                 <w:sz w:val="19"/>
@@ -3260,12 +3522,14 @@
               </w:rPr>
               <w:t xml:space="preserve">24 </w:t>
             </w:r>
+            <w:proofErr w:type="spellStart"/>
             <w:r>
               <w:rPr>
                 <w:sz w:val="19"/>
               </w:rPr>
               <w:t>個月</w:t>
             </w:r>
+            <w:proofErr w:type="spellEnd"/>
           </w:p>
         </w:tc>
         <w:tc>
@@ -3369,6 +3633,8 @@
           <w:lang w:eastAsia="zh-TW"/>
         </w:rPr>
       </w:pPr>
+      <w:proofErr w:type="spellStart"/>
+      <w:proofErr w:type="gramStart"/>
       <w:r>
         <w:t>各模型原生重要度排序不一致</w:t>
       </w:r>
@@ -3378,18 +3644,26 @@
       <w:r>
         <w:t>故以最終模型在測試集上的</w:t>
       </w:r>
+      <w:proofErr w:type="spellEnd"/>
+      <w:proofErr w:type="gramEnd"/>
       <w:r>
         <w:t xml:space="preserve"> permutation importance </w:t>
       </w:r>
+      <w:proofErr w:type="spellStart"/>
+      <w:proofErr w:type="gramStart"/>
       <w:r>
         <w:t>裁決</w:t>
       </w:r>
+      <w:proofErr w:type="spellEnd"/>
       <w:r>
         <w:t>(</w:t>
       </w:r>
+      <w:proofErr w:type="spellStart"/>
+      <w:proofErr w:type="gramEnd"/>
       <w:r>
         <w:t>重複</w:t>
       </w:r>
+      <w:proofErr w:type="spellEnd"/>
       <w:r>
         <w:t xml:space="preserve"> 30 </w:t>
       </w:r>
@@ -3399,51 +3673,100 @@
       <w:r>
         <w:t xml:space="preserve">F1 </w:t>
       </w:r>
+      <w:proofErr w:type="spellStart"/>
       <w:r>
         <w:t>評分</w:t>
       </w:r>
-      <w:r>
-        <w:t xml:space="preserve">):DayMins 30 </w:t>
-      </w:r>
+      <w:proofErr w:type="spellEnd"/>
+      <w:proofErr w:type="gramStart"/>
+      <w:r>
+        <w:t>):</w:t>
+      </w:r>
+      <w:proofErr w:type="spellStart"/>
+      <w:r>
+        <w:t>DayMins</w:t>
+      </w:r>
+      <w:proofErr w:type="spellEnd"/>
+      <w:proofErr w:type="gramEnd"/>
+      <w:r>
+        <w:t xml:space="preserve"> 30 </w:t>
+      </w:r>
+      <w:proofErr w:type="spellStart"/>
+      <w:proofErr w:type="gramStart"/>
       <w:r>
         <w:t>次全數第一</w:t>
       </w:r>
       <w:r>
-        <w:t xml:space="preserve">;MonthlyCharge </w:t>
+        <w:t>;MonthlyCharge</w:t>
+      </w:r>
+      <w:proofErr w:type="spellEnd"/>
+      <w:proofErr w:type="gramEnd"/>
+      <w:r>
+        <w:t xml:space="preserve"> </w:t>
       </w:r>
       <w:r>
         <w:t>與</w:t>
       </w:r>
       <w:r>
-        <w:t xml:space="preserve"> CustServCalls </w:t>
-      </w:r>
+        <w:t xml:space="preserve"> </w:t>
+      </w:r>
+      <w:proofErr w:type="spellStart"/>
+      <w:r>
+        <w:t>CustServCalls</w:t>
+      </w:r>
+      <w:proofErr w:type="spellEnd"/>
+      <w:r>
+        <w:t xml:space="preserve"> </w:t>
+      </w:r>
+      <w:proofErr w:type="spellStart"/>
+      <w:proofErr w:type="gramStart"/>
       <w:r>
         <w:t>互有領先</w:t>
       </w:r>
-      <w:r>
-        <w:t>(23/30),</w:t>
-      </w:r>
+      <w:proofErr w:type="spellEnd"/>
+      <w:r>
+        <w:t>(</w:t>
+      </w:r>
+      <w:proofErr w:type="gramEnd"/>
+      <w:r>
+        <w:t>23/30</w:t>
+      </w:r>
+      <w:proofErr w:type="gramStart"/>
+      <w:r>
+        <w:t>),</w:t>
+      </w:r>
+      <w:proofErr w:type="spellStart"/>
       <w:r>
         <w:t>屬同層級第二梯隊</w:t>
       </w:r>
-      <w:r>
-        <w:t xml:space="preserve">;ContractRenewal </w:t>
-      </w:r>
+      <w:proofErr w:type="gramEnd"/>
+      <w:r>
+        <w:t>;ContractRenewal</w:t>
+      </w:r>
+      <w:proofErr w:type="spellEnd"/>
+      <w:r>
+        <w:t xml:space="preserve"> </w:t>
+      </w:r>
+      <w:proofErr w:type="spellStart"/>
       <w:r>
         <w:t>多數第四</w:t>
       </w:r>
+      <w:proofErr w:type="spellEnd"/>
       <w:r>
         <w:t>(</w:t>
       </w:r>
+      <w:proofErr w:type="spellStart"/>
       <w:r>
         <w:t>圖三</w:t>
       </w:r>
+      <w:proofErr w:type="spellEnd"/>
       <w:r>
         <w:t>)</w:t>
       </w:r>
       <w:r>
         <w:t>。</w:t>
       </w:r>
+      <w:proofErr w:type="gramStart"/>
       <w:r>
         <w:rPr>
           <w:lang w:eastAsia="zh-TW"/>
@@ -3460,7 +3783,14 @@
         <w:rPr>
           <w:lang w:eastAsia="zh-TW"/>
         </w:rPr>
-        <w:t>非跨樣本穩健性宣稱。</w:t>
+        <w:t>非跨樣本穩健性宣稱</w:t>
+      </w:r>
+      <w:proofErr w:type="gramEnd"/>
+      <w:r>
+        <w:rPr>
+          <w:lang w:eastAsia="zh-TW"/>
+        </w:rPr>
+        <w:t>。</w:t>
       </w:r>
     </w:p>
     <w:p>
@@ -3468,6 +3798,7 @@
         <w:keepNext/>
         <w:spacing w:after="60"/>
       </w:pPr>
+      <w:proofErr w:type="spellStart"/>
       <w:r>
         <w:rPr>
           <w:b/>
@@ -3480,49 +3811,79 @@
           <w:b/>
           <w:sz w:val="20"/>
         </w:rPr>
-        <w:t>Permutation importance(</w:t>
-      </w:r>
+        <w:t>Permutation</w:t>
+      </w:r>
+      <w:proofErr w:type="spellEnd"/>
       <w:r>
         <w:rPr>
           <w:b/>
           <w:sz w:val="20"/>
         </w:rPr>
-        <w:t>測試集</w:t>
-      </w:r>
+        <w:t xml:space="preserve"> </w:t>
+      </w:r>
+      <w:proofErr w:type="gramStart"/>
       <w:r>
         <w:rPr>
           <w:b/>
           <w:sz w:val="20"/>
         </w:rPr>
-        <w:t>,</w:t>
-      </w:r>
+        <w:t>importance(</w:t>
+      </w:r>
+      <w:proofErr w:type="spellStart"/>
       <w:r>
         <w:rPr>
           <w:b/>
           <w:sz w:val="20"/>
         </w:rPr>
-        <w:t>重複</w:t>
+        <w:t>測試集</w:t>
       </w:r>
       <w:r>
         <w:rPr>
           <w:b/>
           <w:sz w:val="20"/>
         </w:rPr>
-        <w:t xml:space="preserve"> 30 </w:t>
+        <w:t>,</w:t>
       </w:r>
       <w:r>
         <w:rPr>
           <w:b/>
           <w:sz w:val="20"/>
         </w:rPr>
-        <w:t>次</w:t>
-      </w:r>
+        <w:t>重複</w:t>
+      </w:r>
+      <w:proofErr w:type="spellEnd"/>
+      <w:proofErr w:type="gramEnd"/>
       <w:r>
         <w:rPr>
           <w:b/>
           <w:sz w:val="20"/>
         </w:rPr>
-        <w:t>,scoring=F1)</w:t>
+        <w:t xml:space="preserve"> 30 </w:t>
+      </w:r>
+      <w:proofErr w:type="spellStart"/>
+      <w:proofErr w:type="gramStart"/>
+      <w:r>
+        <w:rPr>
+          <w:b/>
+          <w:sz w:val="20"/>
+        </w:rPr>
+        <w:t>次</w:t>
+      </w:r>
+      <w:r>
+        <w:rPr>
+          <w:b/>
+          <w:sz w:val="20"/>
+        </w:rPr>
+        <w:t>,scoring</w:t>
+      </w:r>
+      <w:proofErr w:type="spellEnd"/>
+      <w:proofErr w:type="gramEnd"/>
+      <w:r>
+        <w:rPr>
+          <w:b/>
+          <w:sz w:val="20"/>
+        </w:rPr>
+        <w:t>=F1)</w:t>
       </w:r>
     </w:p>
     <w:p>
@@ -3572,6 +3933,8 @@
       </w:r>
     </w:p>
     <w:p>
+      <w:proofErr w:type="spellStart"/>
+      <w:proofErr w:type="gramStart"/>
       <w:r>
         <w:rPr>
           <w:i/>
@@ -3584,43 +3947,63 @@
           <w:i/>
           <w:sz w:val="17"/>
         </w:rPr>
-        <w:t>:notebook §13</w:t>
-      </w:r>
+        <w:t>:notebook</w:t>
+      </w:r>
+      <w:proofErr w:type="spellEnd"/>
+      <w:proofErr w:type="gramEnd"/>
       <w:r>
         <w:rPr>
           <w:i/>
           <w:sz w:val="17"/>
         </w:rPr>
-        <w:t>。橫軸為</w:t>
+        <w:t xml:space="preserve"> §13</w:t>
       </w:r>
       <w:r>
         <w:rPr>
           <w:i/>
           <w:sz w:val="17"/>
         </w:rPr>
-        <w:t xml:space="preserve"> F1 </w:t>
+        <w:t>。橫軸為</w:t>
       </w:r>
       <w:r>
         <w:rPr>
           <w:i/>
           <w:sz w:val="17"/>
         </w:rPr>
-        <w:t>平均降幅</w:t>
-      </w:r>
+        <w:t xml:space="preserve"> F1 </w:t>
+      </w:r>
+      <w:proofErr w:type="spellStart"/>
       <w:r>
         <w:rPr>
           <w:i/>
           <w:sz w:val="17"/>
         </w:rPr>
-        <w:t>(±SD)</w:t>
-      </w:r>
+        <w:t>平均降幅</w:t>
+      </w:r>
+      <w:proofErr w:type="spellEnd"/>
       <w:r>
         <w:rPr>
           <w:i/>
           <w:sz w:val="17"/>
         </w:rPr>
+        <w:t>(±</w:t>
+      </w:r>
+      <w:proofErr w:type="gramStart"/>
+      <w:r>
+        <w:rPr>
+          <w:i/>
+          <w:sz w:val="17"/>
+        </w:rPr>
+        <w:t>SD)</w:t>
+      </w:r>
+      <w:r>
+        <w:rPr>
+          <w:i/>
+          <w:sz w:val="17"/>
+        </w:rPr>
         <w:t>。</w:t>
       </w:r>
+      <w:proofErr w:type="gramEnd"/>
     </w:p>
     <w:p>
       <w:pPr>
@@ -3629,18 +4012,28 @@
           <w:lang w:eastAsia="zh-TW"/>
         </w:rPr>
       </w:pPr>
+      <w:proofErr w:type="spellStart"/>
       <w:r>
         <w:t>影響方向可由群組平均差異讀出</w:t>
       </w:r>
+      <w:proofErr w:type="spellEnd"/>
       <w:r>
         <w:t>(</w:t>
       </w:r>
+      <w:proofErr w:type="spellStart"/>
       <w:r>
         <w:t>表三</w:t>
       </w:r>
-      <w:r>
-        <w:t>):DayMins</w:t>
-      </w:r>
+      <w:proofErr w:type="spellEnd"/>
+      <w:proofErr w:type="gramStart"/>
+      <w:r>
+        <w:t>):</w:t>
+      </w:r>
+      <w:proofErr w:type="spellStart"/>
+      <w:r>
+        <w:t>DayMins</w:t>
+      </w:r>
+      <w:proofErr w:type="gramEnd"/>
       <w:r>
         <w:t>、</w:t>
       </w:r>
@@ -3651,35 +4044,58 @@
         <w:t>、</w:t>
       </w:r>
       <w:r>
-        <w:t xml:space="preserve">CustServCalls </w:t>
-      </w:r>
+        <w:t>CustServCalls</w:t>
+      </w:r>
+      <w:proofErr w:type="spellEnd"/>
+      <w:r>
+        <w:t xml:space="preserve"> </w:t>
+      </w:r>
+      <w:proofErr w:type="spellStart"/>
       <w:r>
         <w:t>為正向</w:t>
       </w:r>
+      <w:proofErr w:type="spellEnd"/>
       <w:r>
         <w:t>(</w:t>
       </w:r>
+      <w:proofErr w:type="spellStart"/>
       <w:r>
         <w:t>流失群組平均較高</w:t>
       </w:r>
-      <w:r>
-        <w:t xml:space="preserve">);ContractRenewal </w:t>
-      </w:r>
+      <w:proofErr w:type="spellEnd"/>
+      <w:proofErr w:type="gramStart"/>
+      <w:r>
+        <w:t>);</w:t>
+      </w:r>
+      <w:proofErr w:type="spellStart"/>
+      <w:r>
+        <w:t>ContractRenewal</w:t>
+      </w:r>
+      <w:proofErr w:type="spellEnd"/>
+      <w:proofErr w:type="gramEnd"/>
+      <w:r>
+        <w:t xml:space="preserve"> </w:t>
+      </w:r>
+      <w:proofErr w:type="spellStart"/>
       <w:r>
         <w:t>為負向</w:t>
       </w:r>
+      <w:proofErr w:type="spellEnd"/>
       <w:r>
         <w:t>(</w:t>
       </w:r>
+      <w:proofErr w:type="spellStart"/>
       <w:r>
         <w:t>已續約者流失明顯較低</w:t>
       </w:r>
+      <w:proofErr w:type="spellEnd"/>
       <w:r>
         <w:t>)</w:t>
       </w:r>
       <w:r>
         <w:t>。</w:t>
       </w:r>
+      <w:proofErr w:type="gramStart"/>
       <w:r>
         <w:rPr>
           <w:lang w:eastAsia="zh-TW"/>
@@ -3698,6 +4114,7 @@
         </w:rPr>
         <w:t>非控制其他變數後的效果</w:t>
       </w:r>
+      <w:proofErr w:type="gramEnd"/>
       <w:r>
         <w:rPr>
           <w:lang w:eastAsia="zh-TW"/>
@@ -3752,9 +4169,9 @@
       </w:tblPr>
       <w:tblGrid>
         <w:gridCol w:w="2160"/>
-        <w:gridCol w:w="2160"/>
-        <w:gridCol w:w="2160"/>
-        <w:gridCol w:w="2160"/>
+        <w:gridCol w:w="2157"/>
+        <w:gridCol w:w="2157"/>
+        <w:gridCol w:w="2156"/>
       </w:tblGrid>
       <w:tr>
         <w:trPr>
@@ -3766,6 +4183,7 @@
             <w:tcW w:w="2160" w:type="dxa"/>
           </w:tcPr>
           <w:p>
+            <w:proofErr w:type="spellStart"/>
             <w:r>
               <w:rPr>
                 <w:b/>
@@ -3773,6 +4191,7 @@
               </w:rPr>
               <w:t>變數</w:t>
             </w:r>
+            <w:proofErr w:type="spellEnd"/>
           </w:p>
         </w:tc>
         <w:tc>
@@ -3780,6 +4199,8 @@
             <w:tcW w:w="2160" w:type="dxa"/>
           </w:tcPr>
           <w:p>
+            <w:proofErr w:type="spellStart"/>
+            <w:proofErr w:type="gramStart"/>
             <w:r>
               <w:rPr>
                 <w:b/>
@@ -3787,12 +4208,21 @@
               </w:rPr>
               <w:t>未流失</w:t>
             </w:r>
+            <w:proofErr w:type="spellEnd"/>
             <w:r>
               <w:rPr>
                 <w:b/>
                 <w:sz w:val="19"/>
               </w:rPr>
-              <w:t>(Churn=0)</w:t>
+              <w:t>(</w:t>
+            </w:r>
+            <w:proofErr w:type="gramEnd"/>
+            <w:r>
+              <w:rPr>
+                <w:b/>
+                <w:sz w:val="19"/>
+              </w:rPr>
+              <w:t>Churn=0)</w:t>
             </w:r>
           </w:p>
         </w:tc>
@@ -3801,6 +4231,8 @@
             <w:tcW w:w="2160" w:type="dxa"/>
           </w:tcPr>
           <w:p>
+            <w:proofErr w:type="spellStart"/>
+            <w:proofErr w:type="gramStart"/>
             <w:r>
               <w:rPr>
                 <w:b/>
@@ -3808,12 +4240,21 @@
               </w:rPr>
               <w:t>流失</w:t>
             </w:r>
+            <w:proofErr w:type="spellEnd"/>
             <w:r>
               <w:rPr>
                 <w:b/>
                 <w:sz w:val="19"/>
               </w:rPr>
-              <w:t>(Churn=1)</w:t>
+              <w:t>(</w:t>
+            </w:r>
+            <w:proofErr w:type="gramEnd"/>
+            <w:r>
+              <w:rPr>
+                <w:b/>
+                <w:sz w:val="19"/>
+              </w:rPr>
+              <w:t>Churn=1)</w:t>
             </w:r>
           </w:p>
         </w:tc>
@@ -3822,6 +4263,7 @@
             <w:tcW w:w="2160" w:type="dxa"/>
           </w:tcPr>
           <w:p>
+            <w:proofErr w:type="spellStart"/>
             <w:r>
               <w:rPr>
                 <w:b/>
@@ -3829,6 +4271,7 @@
               </w:rPr>
               <w:t>影響方向</w:t>
             </w:r>
+            <w:proofErr w:type="spellEnd"/>
           </w:p>
         </w:tc>
       </w:tr>
@@ -3841,18 +4284,28 @@
             <w:tcW w:w="2160" w:type="dxa"/>
           </w:tcPr>
           <w:p>
+            <w:proofErr w:type="spellStart"/>
             <w:r>
               <w:rPr>
                 <w:sz w:val="19"/>
               </w:rPr>
-              <w:t>DayMins(</w:t>
-            </w:r>
+              <w:t>DayMins</w:t>
+            </w:r>
+            <w:proofErr w:type="spellEnd"/>
             <w:r>
               <w:rPr>
                 <w:sz w:val="19"/>
               </w:rPr>
+              <w:t>(</w:t>
+            </w:r>
+            <w:proofErr w:type="spellStart"/>
+            <w:r>
+              <w:rPr>
+                <w:sz w:val="19"/>
+              </w:rPr>
               <w:t>日間通話分鐘</w:t>
             </w:r>
+            <w:proofErr w:type="spellEnd"/>
             <w:r>
               <w:rPr>
                 <w:sz w:val="19"/>
@@ -3892,24 +4345,28 @@
             <w:tcW w:w="2160" w:type="dxa"/>
           </w:tcPr>
           <w:p>
+            <w:proofErr w:type="spellStart"/>
             <w:r>
               <w:rPr>
                 <w:sz w:val="19"/>
               </w:rPr>
               <w:t>正向</w:t>
             </w:r>
+            <w:proofErr w:type="spellEnd"/>
             <w:r>
               <w:rPr>
                 <w:sz w:val="19"/>
               </w:rPr>
               <w:t>(</w:t>
             </w:r>
+            <w:proofErr w:type="spellStart"/>
             <w:r>
               <w:rPr>
                 <w:sz w:val="19"/>
               </w:rPr>
               <w:t>越高越易流失</w:t>
             </w:r>
+            <w:proofErr w:type="spellEnd"/>
             <w:r>
               <w:rPr>
                 <w:sz w:val="19"/>
@@ -3928,18 +4385,30 @@
             <w:tcW w:w="2160" w:type="dxa"/>
           </w:tcPr>
           <w:p>
+            <w:proofErr w:type="spellStart"/>
+            <w:proofErr w:type="gramStart"/>
             <w:r>
               <w:rPr>
                 <w:sz w:val="19"/>
               </w:rPr>
-              <w:t>MonthlyCharge(</w:t>
-            </w:r>
+              <w:t>MonthlyCharge</w:t>
+            </w:r>
+            <w:proofErr w:type="spellEnd"/>
             <w:r>
               <w:rPr>
                 <w:sz w:val="19"/>
               </w:rPr>
+              <w:t>(</w:t>
+            </w:r>
+            <w:proofErr w:type="spellStart"/>
+            <w:proofErr w:type="gramEnd"/>
+            <w:r>
+              <w:rPr>
+                <w:sz w:val="19"/>
+              </w:rPr>
               <w:t>月費</w:t>
             </w:r>
+            <w:proofErr w:type="spellEnd"/>
             <w:r>
               <w:rPr>
                 <w:sz w:val="19"/>
@@ -3979,24 +4448,28 @@
             <w:tcW w:w="2160" w:type="dxa"/>
           </w:tcPr>
           <w:p>
+            <w:proofErr w:type="spellStart"/>
             <w:r>
               <w:rPr>
                 <w:sz w:val="19"/>
               </w:rPr>
               <w:t>正向</w:t>
             </w:r>
+            <w:proofErr w:type="spellEnd"/>
             <w:r>
               <w:rPr>
                 <w:sz w:val="19"/>
               </w:rPr>
               <w:t>(</w:t>
             </w:r>
+            <w:proofErr w:type="spellStart"/>
             <w:r>
               <w:rPr>
                 <w:sz w:val="19"/>
               </w:rPr>
               <w:t>越高越易流失</w:t>
             </w:r>
+            <w:proofErr w:type="spellEnd"/>
             <w:r>
               <w:rPr>
                 <w:sz w:val="19"/>
@@ -4015,18 +4488,28 @@
             <w:tcW w:w="2160" w:type="dxa"/>
           </w:tcPr>
           <w:p>
+            <w:proofErr w:type="spellStart"/>
             <w:r>
               <w:rPr>
                 <w:sz w:val="19"/>
               </w:rPr>
-              <w:t>CustServCalls(</w:t>
-            </w:r>
+              <w:t>CustServCalls</w:t>
+            </w:r>
+            <w:proofErr w:type="spellEnd"/>
             <w:r>
               <w:rPr>
                 <w:sz w:val="19"/>
               </w:rPr>
+              <w:t>(</w:t>
+            </w:r>
+            <w:proofErr w:type="spellStart"/>
+            <w:r>
+              <w:rPr>
+                <w:sz w:val="19"/>
+              </w:rPr>
               <w:t>客服來電次數</w:t>
             </w:r>
+            <w:proofErr w:type="spellEnd"/>
             <w:r>
               <w:rPr>
                 <w:sz w:val="19"/>
@@ -4066,24 +4549,28 @@
             <w:tcW w:w="2160" w:type="dxa"/>
           </w:tcPr>
           <w:p>
+            <w:proofErr w:type="spellStart"/>
             <w:r>
               <w:rPr>
                 <w:sz w:val="19"/>
               </w:rPr>
               <w:t>正向</w:t>
             </w:r>
+            <w:proofErr w:type="spellEnd"/>
             <w:r>
               <w:rPr>
                 <w:sz w:val="19"/>
               </w:rPr>
               <w:t>(</w:t>
             </w:r>
+            <w:proofErr w:type="spellStart"/>
             <w:r>
               <w:rPr>
                 <w:sz w:val="19"/>
               </w:rPr>
               <w:t>越多越易流失</w:t>
             </w:r>
+            <w:proofErr w:type="spellEnd"/>
             <w:r>
               <w:rPr>
                 <w:sz w:val="19"/>
@@ -4102,19 +4589,29 @@
             <w:tcW w:w="2160" w:type="dxa"/>
           </w:tcPr>
           <w:p>
+            <w:proofErr w:type="spellStart"/>
             <w:r>
               <w:rPr>
                 <w:sz w:val="19"/>
               </w:rPr>
               <w:lastRenderedPageBreak/>
-              <w:t>ContractRenewal(</w:t>
-            </w:r>
+              <w:t>ContractRenewal</w:t>
+            </w:r>
+            <w:proofErr w:type="spellEnd"/>
             <w:r>
               <w:rPr>
                 <w:sz w:val="19"/>
               </w:rPr>
+              <w:t>(</w:t>
+            </w:r>
+            <w:proofErr w:type="spellStart"/>
+            <w:r>
+              <w:rPr>
+                <w:sz w:val="19"/>
+              </w:rPr>
               <w:t>續約率</w:t>
             </w:r>
+            <w:proofErr w:type="spellEnd"/>
             <w:r>
               <w:rPr>
                 <w:sz w:val="19"/>
@@ -4192,6 +4689,8 @@
       </w:tr>
     </w:tbl>
     <w:p>
+      <w:proofErr w:type="spellStart"/>
+      <w:proofErr w:type="gramStart"/>
       <w:r>
         <w:rPr>
           <w:i/>
@@ -4204,7 +4703,16 @@
           <w:i/>
           <w:sz w:val="17"/>
         </w:rPr>
-        <w:t>:notebook §14</w:t>
+        <w:t>:notebook</w:t>
+      </w:r>
+      <w:proofErr w:type="spellEnd"/>
+      <w:proofErr w:type="gramEnd"/>
+      <w:r>
+        <w:rPr>
+          <w:i/>
+          <w:sz w:val="17"/>
+        </w:rPr>
+        <w:t xml:space="preserve"> §14</w:t>
       </w:r>
       <w:r>
         <w:rPr>
@@ -4221,12 +4729,16 @@
           <w:lang w:eastAsia="zh-TW"/>
         </w:rPr>
       </w:pPr>
+      <w:proofErr w:type="spellStart"/>
       <w:r>
         <w:t>領域解釋</w:t>
       </w:r>
+      <w:proofErr w:type="spellEnd"/>
       <w:r>
         <w:t>(</w:t>
       </w:r>
+      <w:proofErr w:type="spellStart"/>
+      <w:proofErr w:type="gramStart"/>
       <w:r>
         <w:t>與資料一致的假說</w:t>
       </w:r>
@@ -4236,15 +4748,19 @@
       <w:r>
         <w:t>非因果結論</w:t>
       </w:r>
+      <w:proofErr w:type="spellEnd"/>
       <w:r>
         <w:t>):</w:t>
       </w:r>
+      <w:proofErr w:type="spellStart"/>
       <w:r>
         <w:t>高用量客戶帳單高</w:t>
       </w:r>
+      <w:proofErr w:type="gramEnd"/>
       <w:r>
         <w:t>,</w:t>
       </w:r>
+      <w:proofErr w:type="gramStart"/>
       <w:r>
         <w:t>可能對資費與體驗較敏感</w:t>
       </w:r>
@@ -4254,14 +4770,24 @@
       <w:r>
         <w:t>同型電信資料研究亦將</w:t>
       </w:r>
-      <w:r>
-        <w:t xml:space="preserve"> total day minutes</w:t>
+      <w:proofErr w:type="spellEnd"/>
+      <w:proofErr w:type="gramEnd"/>
+      <w:r>
+        <w:t xml:space="preserve"> total day </w:t>
+      </w:r>
+      <w:proofErr w:type="spellStart"/>
+      <w:r>
+        <w:t>minutes</w:t>
       </w:r>
       <w:r>
         <w:t>、</w:t>
       </w:r>
       <w:r>
-        <w:t xml:space="preserve">total day charge </w:t>
+        <w:t>total</w:t>
+      </w:r>
+      <w:proofErr w:type="spellEnd"/>
+      <w:r>
+        <w:t xml:space="preserve"> day charge </w:t>
       </w:r>
       <w:r>
         <w:t>與</w:t>
@@ -4269,11 +4795,22 @@
       <w:r>
         <w:t xml:space="preserve"> customer service calls </w:t>
       </w:r>
+      <w:proofErr w:type="spellStart"/>
+      <w:proofErr w:type="gramStart"/>
       <w:r>
         <w:t>列為前三特徵</w:t>
       </w:r>
-      <w:r>
-        <w:t>(Abdelhady &amp; Mohamed, 2025)</w:t>
+      <w:proofErr w:type="spellEnd"/>
+      <w:r>
+        <w:t>(</w:t>
+      </w:r>
+      <w:proofErr w:type="gramEnd"/>
+      <w:r>
+        <w:t xml:space="preserve">Abdelhady &amp; Mohamed, </w:t>
+      </w:r>
+      <w:proofErr w:type="gramStart"/>
+      <w:r>
+        <w:t>2025)</w:t>
       </w:r>
       <w:r>
         <w:t>。</w:t>
@@ -4294,13 +4831,28 @@
         <w:rPr>
           <w:lang w:eastAsia="zh-TW"/>
         </w:rPr>
-        <w:t>未續約者轉換成本低。</w:t>
-      </w:r>
-      <w:r>
-        <w:rPr>
-          <w:lang w:eastAsia="zh-TW"/>
-        </w:rPr>
-        <w:t xml:space="preserve">DayMins </w:t>
+        <w:t>未續約者轉換成本低</w:t>
+      </w:r>
+      <w:proofErr w:type="gramEnd"/>
+      <w:r>
+        <w:rPr>
+          <w:lang w:eastAsia="zh-TW"/>
+        </w:rPr>
+        <w:t>。</w:t>
+      </w:r>
+      <w:proofErr w:type="spellStart"/>
+      <w:r>
+        <w:rPr>
+          <w:lang w:eastAsia="zh-TW"/>
+        </w:rPr>
+        <w:t>DayMins</w:t>
+      </w:r>
+      <w:proofErr w:type="spellEnd"/>
+      <w:r>
+        <w:rPr>
+          <w:lang w:eastAsia="zh-TW"/>
+        </w:rPr>
+        <w:t xml:space="preserve"> </w:t>
       </w:r>
       <w:r>
         <w:rPr>
@@ -4312,8 +4864,23 @@
         <w:rPr>
           <w:lang w:eastAsia="zh-TW"/>
         </w:rPr>
-        <w:t xml:space="preserve"> MonthlyCharge </w:t>
-      </w:r>
+        <w:t xml:space="preserve"> </w:t>
+      </w:r>
+      <w:proofErr w:type="spellStart"/>
+      <w:r>
+        <w:rPr>
+          <w:lang w:eastAsia="zh-TW"/>
+        </w:rPr>
+        <w:t>MonthlyCharge</w:t>
+      </w:r>
+      <w:proofErr w:type="spellEnd"/>
+      <w:r>
+        <w:rPr>
+          <w:lang w:eastAsia="zh-TW"/>
+        </w:rPr>
+        <w:t xml:space="preserve"> </w:t>
+      </w:r>
+      <w:proofErr w:type="gramStart"/>
       <w:r>
         <w:rPr>
           <w:lang w:eastAsia="zh-TW"/>
@@ -4324,13 +4891,34 @@
         <w:rPr>
           <w:lang w:eastAsia="zh-TW"/>
         </w:rPr>
-        <w:t>(r = 0.57),</w:t>
-      </w:r>
-      <w:r>
-        <w:rPr>
-          <w:lang w:eastAsia="zh-TW"/>
-        </w:rPr>
-        <w:t>宜視為同一「高用量</w:t>
+        <w:t>(</w:t>
+      </w:r>
+      <w:proofErr w:type="gramEnd"/>
+      <w:r>
+        <w:rPr>
+          <w:lang w:eastAsia="zh-TW"/>
+        </w:rPr>
+        <w:t>r = 0.57</w:t>
+      </w:r>
+      <w:proofErr w:type="gramStart"/>
+      <w:r>
+        <w:rPr>
+          <w:lang w:eastAsia="zh-TW"/>
+        </w:rPr>
+        <w:t>),</w:t>
+      </w:r>
+      <w:r>
+        <w:rPr>
+          <w:lang w:eastAsia="zh-TW"/>
+        </w:rPr>
+        <w:t>宜視為同一</w:t>
+      </w:r>
+      <w:proofErr w:type="gramEnd"/>
+      <w:r>
+        <w:rPr>
+          <w:lang w:eastAsia="zh-TW"/>
+        </w:rPr>
+        <w:t>「高用量</w:t>
       </w:r>
       <w:r>
         <w:rPr>
@@ -4392,7 +4980,21 @@
         <w:rPr>
           <w:lang w:eastAsia="zh-TW"/>
         </w:rPr>
-        <w:t xml:space="preserve"> XGBoost </w:t>
+        <w:t xml:space="preserve"> </w:t>
+      </w:r>
+      <w:proofErr w:type="spellStart"/>
+      <w:r>
+        <w:rPr>
+          <w:lang w:eastAsia="zh-TW"/>
+        </w:rPr>
+        <w:t>XGBoost</w:t>
+      </w:r>
+      <w:proofErr w:type="spellEnd"/>
+      <w:r>
+        <w:rPr>
+          <w:lang w:eastAsia="zh-TW"/>
+        </w:rPr>
+        <w:t xml:space="preserve"> </w:t>
       </w:r>
       <w:r>
         <w:rPr>
@@ -4522,11 +5124,11 @@
       </w:tblPr>
       <w:tblGrid>
         <w:gridCol w:w="2169"/>
-        <w:gridCol w:w="1359"/>
-        <w:gridCol w:w="1333"/>
-        <w:gridCol w:w="1393"/>
-        <w:gridCol w:w="1301"/>
-        <w:gridCol w:w="1301"/>
+        <w:gridCol w:w="1325"/>
+        <w:gridCol w:w="1285"/>
+        <w:gridCol w:w="1373"/>
+        <w:gridCol w:w="1239"/>
+        <w:gridCol w:w="1239"/>
       </w:tblGrid>
       <w:tr>
         <w:trPr>
@@ -4538,6 +5140,7 @@
             <w:tcW w:w="1440" w:type="dxa"/>
           </w:tcPr>
           <w:p>
+            <w:proofErr w:type="spellStart"/>
             <w:r>
               <w:rPr>
                 <w:b/>
@@ -4545,6 +5148,7 @@
               </w:rPr>
               <w:t>行動</w:t>
             </w:r>
+            <w:proofErr w:type="spellEnd"/>
             <w:r>
               <w:rPr>
                 <w:b/>
@@ -4552,6 +5156,7 @@
               </w:rPr>
               <w:t>(</w:t>
             </w:r>
+            <w:proofErr w:type="spellStart"/>
             <w:r>
               <w:rPr>
                 <w:b/>
@@ -4559,6 +5164,7 @@
               </w:rPr>
               <w:t>對應變數</w:t>
             </w:r>
+            <w:proofErr w:type="spellEnd"/>
             <w:r>
               <w:rPr>
                 <w:b/>
@@ -4573,6 +5179,7 @@
             <w:tcW w:w="1440" w:type="dxa"/>
           </w:tcPr>
           <w:p>
+            <w:proofErr w:type="spellStart"/>
             <w:r>
               <w:rPr>
                 <w:b/>
@@ -4580,6 +5187,7 @@
               </w:rPr>
               <w:t>試點門檻</w:t>
             </w:r>
+            <w:proofErr w:type="spellEnd"/>
           </w:p>
         </w:tc>
         <w:tc>
@@ -4587,6 +5195,7 @@
             <w:tcW w:w="1440" w:type="dxa"/>
           </w:tcPr>
           <w:p>
+            <w:proofErr w:type="spellStart"/>
             <w:r>
               <w:rPr>
                 <w:b/>
@@ -4594,6 +5203,7 @@
               </w:rPr>
               <w:t>覆蓋客群</w:t>
             </w:r>
+            <w:proofErr w:type="spellEnd"/>
           </w:p>
         </w:tc>
         <w:tc>
@@ -4601,6 +5211,7 @@
             <w:tcW w:w="1440" w:type="dxa"/>
           </w:tcPr>
           <w:p>
+            <w:proofErr w:type="spellStart"/>
             <w:r>
               <w:rPr>
                 <w:b/>
@@ -4608,6 +5219,7 @@
               </w:rPr>
               <w:t>該群流失率</w:t>
             </w:r>
+            <w:proofErr w:type="spellEnd"/>
             <w:r>
               <w:rPr>
                 <w:b/>
@@ -4615,6 +5227,7 @@
               </w:rPr>
               <w:t>(</w:t>
             </w:r>
+            <w:proofErr w:type="spellStart"/>
             <w:r>
               <w:rPr>
                 <w:b/>
@@ -4622,6 +5235,7 @@
               </w:rPr>
               <w:t>倍數</w:t>
             </w:r>
+            <w:proofErr w:type="spellEnd"/>
             <w:r>
               <w:rPr>
                 <w:b/>
@@ -4636,6 +5250,7 @@
             <w:tcW w:w="1440" w:type="dxa"/>
           </w:tcPr>
           <w:p>
+            <w:proofErr w:type="spellStart"/>
             <w:r>
               <w:rPr>
                 <w:b/>
@@ -4643,6 +5258,7 @@
               </w:rPr>
               <w:t>負責單位</w:t>
             </w:r>
+            <w:proofErr w:type="spellEnd"/>
           </w:p>
         </w:tc>
         <w:tc>
@@ -4650,6 +5266,7 @@
             <w:tcW w:w="1440" w:type="dxa"/>
           </w:tcPr>
           <w:p>
+            <w:proofErr w:type="spellStart"/>
             <w:r>
               <w:rPr>
                 <w:b/>
@@ -4657,6 +5274,7 @@
               </w:rPr>
               <w:t>上線順序</w:t>
             </w:r>
+            <w:proofErr w:type="spellEnd"/>
           </w:p>
         </w:tc>
       </w:tr>
@@ -4669,18 +5287,34 @@
             <w:tcW w:w="1440" w:type="dxa"/>
           </w:tcPr>
           <w:p>
+            <w:proofErr w:type="spellStart"/>
             <w:r>
               <w:rPr>
                 <w:sz w:val="18"/>
               </w:rPr>
               <w:t>一、服務恢復</w:t>
             </w:r>
+            <w:proofErr w:type="spellEnd"/>
             <w:r>
               <w:rPr>
                 <w:sz w:val="18"/>
               </w:rPr>
               <w:br/>
-              <w:t>(CustServCalls)</w:t>
+              <w:t>(</w:t>
+            </w:r>
+            <w:proofErr w:type="spellStart"/>
+            <w:r>
+              <w:rPr>
+                <w:sz w:val="18"/>
+              </w:rPr>
+              <w:t>CustServCalls</w:t>
+            </w:r>
+            <w:proofErr w:type="spellEnd"/>
+            <w:r>
+              <w:rPr>
+                <w:sz w:val="18"/>
+              </w:rPr>
+              <w:t>)</w:t>
             </w:r>
           </w:p>
         </w:tc>
@@ -4689,12 +5323,14 @@
             <w:tcW w:w="1440" w:type="dxa"/>
           </w:tcPr>
           <w:p>
+            <w:proofErr w:type="spellStart"/>
             <w:r>
               <w:rPr>
                 <w:sz w:val="18"/>
               </w:rPr>
               <w:t>來電</w:t>
             </w:r>
+            <w:proofErr w:type="spellEnd"/>
             <w:r>
               <w:rPr>
                 <w:sz w:val="18"/>
@@ -4720,6 +5356,7 @@
               </w:rPr>
               <w:t xml:space="preserve">696 </w:t>
             </w:r>
+            <w:proofErr w:type="gramStart"/>
             <w:r>
               <w:rPr>
                 <w:sz w:val="18"/>
@@ -4730,7 +5367,14 @@
               <w:rPr>
                 <w:sz w:val="18"/>
               </w:rPr>
-              <w:t>(21%)</w:t>
+              <w:t>(</w:t>
+            </w:r>
+            <w:proofErr w:type="gramEnd"/>
+            <w:r>
+              <w:rPr>
+                <w:sz w:val="18"/>
+              </w:rPr>
+              <w:t>21%)</w:t>
             </w:r>
           </w:p>
         </w:tc>
@@ -4743,7 +5387,21 @@
               <w:rPr>
                 <w:sz w:val="18"/>
               </w:rPr>
-              <w:t>26.1%(1.8×)</w:t>
+              <w:t>26.1</w:t>
+            </w:r>
+            <w:proofErr w:type="gramStart"/>
+            <w:r>
+              <w:rPr>
+                <w:sz w:val="18"/>
+              </w:rPr>
+              <w:t>%(</w:t>
+            </w:r>
+            <w:proofErr w:type="gramEnd"/>
+            <w:r>
+              <w:rPr>
+                <w:sz w:val="18"/>
+              </w:rPr>
+              <w:t>1.8×)</w:t>
             </w:r>
           </w:p>
         </w:tc>
@@ -4752,12 +5410,14 @@
             <w:tcW w:w="1440" w:type="dxa"/>
           </w:tcPr>
           <w:p>
+            <w:proofErr w:type="spellStart"/>
             <w:r>
               <w:rPr>
                 <w:sz w:val="18"/>
               </w:rPr>
               <w:t>客服部</w:t>
             </w:r>
+            <w:proofErr w:type="spellEnd"/>
           </w:p>
         </w:tc>
         <w:tc>
@@ -4783,18 +5443,34 @@
             <w:tcW w:w="1440" w:type="dxa"/>
           </w:tcPr>
           <w:p>
+            <w:proofErr w:type="spellStart"/>
             <w:r>
               <w:rPr>
                 <w:sz w:val="18"/>
               </w:rPr>
               <w:t>二、續約轉化</w:t>
             </w:r>
+            <w:proofErr w:type="spellEnd"/>
             <w:r>
               <w:rPr>
                 <w:sz w:val="18"/>
               </w:rPr>
               <w:br/>
-              <w:t>(ContractRenewal)</w:t>
+              <w:t>(</w:t>
+            </w:r>
+            <w:proofErr w:type="spellStart"/>
+            <w:r>
+              <w:rPr>
+                <w:sz w:val="18"/>
+              </w:rPr>
+              <w:t>ContractRenewal</w:t>
+            </w:r>
+            <w:proofErr w:type="spellEnd"/>
+            <w:r>
+              <w:rPr>
+                <w:sz w:val="18"/>
+              </w:rPr>
+              <w:t>)</w:t>
             </w:r>
           </w:p>
         </w:tc>
@@ -4803,12 +5479,14 @@
             <w:tcW w:w="1440" w:type="dxa"/>
           </w:tcPr>
           <w:p>
+            <w:proofErr w:type="spellStart"/>
             <w:r>
               <w:rPr>
                 <w:sz w:val="18"/>
               </w:rPr>
               <w:t>未續約</w:t>
             </w:r>
+            <w:proofErr w:type="spellEnd"/>
           </w:p>
         </w:tc>
         <w:tc>
@@ -4822,6 +5500,7 @@
               </w:rPr>
               <w:t xml:space="preserve">323 </w:t>
             </w:r>
+            <w:proofErr w:type="gramStart"/>
             <w:r>
               <w:rPr>
                 <w:sz w:val="18"/>
@@ -4832,7 +5511,14 @@
               <w:rPr>
                 <w:sz w:val="18"/>
               </w:rPr>
-              <w:t>(10%)</w:t>
+              <w:t>(</w:t>
+            </w:r>
+            <w:proofErr w:type="gramEnd"/>
+            <w:r>
+              <w:rPr>
+                <w:sz w:val="18"/>
+              </w:rPr>
+              <w:t>10%)</w:t>
             </w:r>
           </w:p>
         </w:tc>
@@ -4845,7 +5531,21 @@
               <w:rPr>
                 <w:sz w:val="18"/>
               </w:rPr>
-              <w:t>42.4%(2.9×)</w:t>
+              <w:t>42.4</w:t>
+            </w:r>
+            <w:proofErr w:type="gramStart"/>
+            <w:r>
+              <w:rPr>
+                <w:sz w:val="18"/>
+              </w:rPr>
+              <w:t>%(</w:t>
+            </w:r>
+            <w:proofErr w:type="gramEnd"/>
+            <w:r>
+              <w:rPr>
+                <w:sz w:val="18"/>
+              </w:rPr>
+              <w:t>2.9×)</w:t>
             </w:r>
           </w:p>
         </w:tc>
@@ -4854,12 +5554,14 @@
             <w:tcW w:w="1440" w:type="dxa"/>
           </w:tcPr>
           <w:p>
+            <w:proofErr w:type="spellStart"/>
             <w:r>
               <w:rPr>
                 <w:sz w:val="18"/>
               </w:rPr>
               <w:t>行銷部</w:t>
             </w:r>
+            <w:proofErr w:type="spellEnd"/>
           </w:p>
         </w:tc>
         <w:tc>
@@ -4885,18 +5587,48 @@
             <w:tcW w:w="1440" w:type="dxa"/>
           </w:tcPr>
           <w:p>
+            <w:proofErr w:type="spellStart"/>
             <w:r>
               <w:rPr>
                 <w:sz w:val="18"/>
               </w:rPr>
               <w:t>三、資費重組</w:t>
             </w:r>
+            <w:proofErr w:type="spellEnd"/>
             <w:r>
               <w:rPr>
                 <w:sz w:val="18"/>
               </w:rPr>
               <w:br/>
-              <w:t>(DayMins/MonthlyCharge)</w:t>
+              <w:t>(</w:t>
+            </w:r>
+            <w:proofErr w:type="spellStart"/>
+            <w:r>
+              <w:rPr>
+                <w:sz w:val="18"/>
+              </w:rPr>
+              <w:t>DayMins</w:t>
+            </w:r>
+            <w:proofErr w:type="spellEnd"/>
+            <w:r>
+              <w:rPr>
+                <w:sz w:val="18"/>
+              </w:rPr>
+              <w:t>/</w:t>
+            </w:r>
+            <w:proofErr w:type="spellStart"/>
+            <w:r>
+              <w:rPr>
+                <w:sz w:val="18"/>
+              </w:rPr>
+              <w:t>MonthlyCharge</w:t>
+            </w:r>
+            <w:proofErr w:type="spellEnd"/>
+            <w:r>
+              <w:rPr>
+                <w:sz w:val="18"/>
+              </w:rPr>
+              <w:t>)</w:t>
             </w:r>
           </w:p>
         </w:tc>
@@ -4905,36 +5637,42 @@
             <w:tcW w:w="1440" w:type="dxa"/>
           </w:tcPr>
           <w:p>
+            <w:proofErr w:type="spellStart"/>
             <w:r>
               <w:rPr>
                 <w:sz w:val="18"/>
               </w:rPr>
               <w:t>日通話</w:t>
             </w:r>
+            <w:proofErr w:type="spellEnd"/>
             <w:r>
               <w:rPr>
                 <w:sz w:val="18"/>
               </w:rPr>
               <w:t xml:space="preserve"> ≥216 </w:t>
             </w:r>
+            <w:proofErr w:type="spellStart"/>
             <w:r>
               <w:rPr>
                 <w:sz w:val="18"/>
               </w:rPr>
               <w:t>分且月費</w:t>
             </w:r>
+            <w:proofErr w:type="spellEnd"/>
             <w:r>
               <w:rPr>
                 <w:sz w:val="18"/>
               </w:rPr>
               <w:t xml:space="preserve"> ≥ </w:t>
             </w:r>
+            <w:proofErr w:type="spellStart"/>
             <w:r>
               <w:rPr>
                 <w:sz w:val="18"/>
               </w:rPr>
               <w:t>中位</w:t>
             </w:r>
+            <w:proofErr w:type="spellEnd"/>
             <w:r>
               <w:rPr>
                 <w:sz w:val="18"/>
@@ -4954,6 +5692,7 @@
               </w:rPr>
               <w:t xml:space="preserve">767 </w:t>
             </w:r>
+            <w:proofErr w:type="gramStart"/>
             <w:r>
               <w:rPr>
                 <w:sz w:val="18"/>
@@ -4964,7 +5703,14 @@
               <w:rPr>
                 <w:sz w:val="18"/>
               </w:rPr>
-              <w:t>(23%)</w:t>
+              <w:t>(</w:t>
+            </w:r>
+            <w:proofErr w:type="gramEnd"/>
+            <w:r>
+              <w:rPr>
+                <w:sz w:val="18"/>
+              </w:rPr>
+              <w:t>23%)</w:t>
             </w:r>
           </w:p>
         </w:tc>
@@ -4977,7 +5723,21 @@
               <w:rPr>
                 <w:sz w:val="18"/>
               </w:rPr>
-              <w:t>31.3%(2.2×)</w:t>
+              <w:t>31.3</w:t>
+            </w:r>
+            <w:proofErr w:type="gramStart"/>
+            <w:r>
+              <w:rPr>
+                <w:sz w:val="18"/>
+              </w:rPr>
+              <w:t>%(</w:t>
+            </w:r>
+            <w:proofErr w:type="gramEnd"/>
+            <w:r>
+              <w:rPr>
+                <w:sz w:val="18"/>
+              </w:rPr>
+              <w:t>2.2×)</w:t>
             </w:r>
           </w:p>
         </w:tc>
@@ -4986,12 +5746,14 @@
             <w:tcW w:w="1440" w:type="dxa"/>
           </w:tcPr>
           <w:p>
+            <w:proofErr w:type="spellStart"/>
             <w:r>
               <w:rPr>
                 <w:sz w:val="18"/>
               </w:rPr>
               <w:t>資費部</w:t>
             </w:r>
+            <w:proofErr w:type="spellEnd"/>
           </w:p>
         </w:tc>
         <w:tc>
@@ -5105,7 +5867,21 @@
         <w:rPr>
           <w:lang w:eastAsia="zh-TW"/>
         </w:rPr>
-        <w:t>(CustServCalls)</w:t>
+        <w:t>(</w:t>
+      </w:r>
+      <w:proofErr w:type="spellStart"/>
+      <w:r>
+        <w:rPr>
+          <w:lang w:eastAsia="zh-TW"/>
+        </w:rPr>
+        <w:t>CustServCalls</w:t>
+      </w:r>
+      <w:proofErr w:type="spellEnd"/>
+      <w:r>
+        <w:rPr>
+          <w:lang w:eastAsia="zh-TW"/>
+        </w:rPr>
+        <w:t>)</w:t>
       </w:r>
       <w:r>
         <w:rPr>
@@ -5141,7 +5917,21 @@
         <w:rPr>
           <w:lang w:eastAsia="zh-TW"/>
         </w:rPr>
-        <w:t>(ContractRenewal)</w:t>
+        <w:t>(</w:t>
+      </w:r>
+      <w:proofErr w:type="spellStart"/>
+      <w:r>
+        <w:rPr>
+          <w:lang w:eastAsia="zh-TW"/>
+        </w:rPr>
+        <w:t>ContractRenewal</w:t>
+      </w:r>
+      <w:proofErr w:type="spellEnd"/>
+      <w:r>
+        <w:rPr>
+          <w:lang w:eastAsia="zh-TW"/>
+        </w:rPr>
+        <w:t>)</w:t>
       </w:r>
       <w:r>
         <w:rPr>
@@ -5165,7 +5955,35 @@
         <w:rPr>
           <w:lang w:eastAsia="zh-TW"/>
         </w:rPr>
-        <w:t>(DayMins/MonthlyCharge)</w:t>
+        <w:t>(</w:t>
+      </w:r>
+      <w:proofErr w:type="spellStart"/>
+      <w:r>
+        <w:rPr>
+          <w:lang w:eastAsia="zh-TW"/>
+        </w:rPr>
+        <w:t>DayMins</w:t>
+      </w:r>
+      <w:proofErr w:type="spellEnd"/>
+      <w:r>
+        <w:rPr>
+          <w:lang w:eastAsia="zh-TW"/>
+        </w:rPr>
+        <w:t>/</w:t>
+      </w:r>
+      <w:proofErr w:type="spellStart"/>
+      <w:r>
+        <w:rPr>
+          <w:lang w:eastAsia="zh-TW"/>
+        </w:rPr>
+        <w:t>MonthlyCharge</w:t>
+      </w:r>
+      <w:proofErr w:type="spellEnd"/>
+      <w:r>
+        <w:rPr>
+          <w:lang w:eastAsia="zh-TW"/>
+        </w:rPr>
+        <w:t>)</w:t>
       </w:r>
       <w:r>
         <w:rPr>
@@ -5200,6 +6018,7 @@
           <w:sz w:val="20"/>
           <w:lang w:eastAsia="zh-TW"/>
         </w:rPr>
+        <w:lastRenderedPageBreak/>
         <w:t>表五、三項行動之量化商業案例</w:t>
       </w:r>
       <w:r>
@@ -5234,13 +6053,13 @@
         <w:tblLook w:val="04A0" w:firstRow="1" w:lastRow="0" w:firstColumn="1" w:lastColumn="0" w:noHBand="0" w:noVBand="1"/>
       </w:tblPr>
       <w:tblGrid>
-        <w:gridCol w:w="1234"/>
-        <w:gridCol w:w="1234"/>
-        <w:gridCol w:w="1234"/>
-        <w:gridCol w:w="1234"/>
-        <w:gridCol w:w="1234"/>
-        <w:gridCol w:w="1234"/>
-        <w:gridCol w:w="1234"/>
+        <w:gridCol w:w="1233"/>
+        <w:gridCol w:w="1233"/>
+        <w:gridCol w:w="1233"/>
+        <w:gridCol w:w="1233"/>
+        <w:gridCol w:w="1232"/>
+        <w:gridCol w:w="1233"/>
+        <w:gridCol w:w="1233"/>
       </w:tblGrid>
       <w:tr>
         <w:trPr>
@@ -5252,6 +6071,7 @@
             <w:tcW w:w="1234" w:type="dxa"/>
           </w:tcPr>
           <w:p>
+            <w:proofErr w:type="spellStart"/>
             <w:r>
               <w:rPr>
                 <w:b/>
@@ -5259,6 +6079,7 @@
               </w:rPr>
               <w:t>行動</w:t>
             </w:r>
+            <w:proofErr w:type="spellEnd"/>
           </w:p>
         </w:tc>
         <w:tc>
@@ -5266,6 +6087,7 @@
             <w:tcW w:w="1234" w:type="dxa"/>
           </w:tcPr>
           <w:p>
+            <w:proofErr w:type="spellStart"/>
             <w:r>
               <w:rPr>
                 <w:b/>
@@ -5273,6 +6095,7 @@
               </w:rPr>
               <w:t>每人接觸成本</w:t>
             </w:r>
+            <w:proofErr w:type="spellEnd"/>
           </w:p>
         </w:tc>
         <w:tc>
@@ -5280,6 +6103,7 @@
             <w:tcW w:w="1234" w:type="dxa"/>
           </w:tcPr>
           <w:p>
+            <w:proofErr w:type="spellStart"/>
             <w:r>
               <w:rPr>
                 <w:b/>
@@ -5287,6 +6111,7 @@
               </w:rPr>
               <w:t>成功挽留誘因成本</w:t>
             </w:r>
+            <w:proofErr w:type="spellEnd"/>
           </w:p>
         </w:tc>
         <w:tc>
@@ -5294,6 +6119,7 @@
             <w:tcW w:w="1234" w:type="dxa"/>
           </w:tcPr>
           <w:p>
+            <w:proofErr w:type="spellStart"/>
             <w:r>
               <w:rPr>
                 <w:b/>
@@ -5301,6 +6127,7 @@
               </w:rPr>
               <w:t>試點總投入</w:t>
             </w:r>
+            <w:proofErr w:type="spellEnd"/>
           </w:p>
         </w:tc>
         <w:tc>
@@ -5308,6 +6135,7 @@
             <w:tcW w:w="1234" w:type="dxa"/>
           </w:tcPr>
           <w:p>
+            <w:proofErr w:type="spellStart"/>
             <w:r>
               <w:rPr>
                 <w:b/>
@@ -5315,6 +6143,7 @@
               </w:rPr>
               <w:t>該群預期流失人數</w:t>
             </w:r>
+            <w:proofErr w:type="spellEnd"/>
           </w:p>
         </w:tc>
         <w:tc>
@@ -5342,6 +6171,7 @@
             <w:tcW w:w="1234" w:type="dxa"/>
           </w:tcPr>
           <w:p>
+            <w:proofErr w:type="spellStart"/>
             <w:r>
               <w:rPr>
                 <w:b/>
@@ -5349,6 +6179,7 @@
               </w:rPr>
               <w:t>淨效益</w:t>
             </w:r>
+            <w:proofErr w:type="spellEnd"/>
             <w:r>
               <w:rPr>
                 <w:b/>
@@ -5356,6 +6187,7 @@
               </w:rPr>
               <w:t xml:space="preserve"> @20% </w:t>
             </w:r>
+            <w:proofErr w:type="spellStart"/>
             <w:r>
               <w:rPr>
                 <w:b/>
@@ -5363,6 +6195,7 @@
               </w:rPr>
               <w:t>增量留存</w:t>
             </w:r>
+            <w:proofErr w:type="spellEnd"/>
           </w:p>
         </w:tc>
       </w:tr>
@@ -5375,13 +6208,14 @@
             <w:tcW w:w="1234" w:type="dxa"/>
           </w:tcPr>
           <w:p>
+            <w:proofErr w:type="spellStart"/>
             <w:r>
               <w:rPr>
                 <w:sz w:val="17"/>
               </w:rPr>
-              <w:lastRenderedPageBreak/>
               <w:t>一、服務恢復</w:t>
             </w:r>
+            <w:proofErr w:type="spellEnd"/>
           </w:p>
         </w:tc>
         <w:tc>
@@ -5478,12 +6312,14 @@
             <w:tcW w:w="1234" w:type="dxa"/>
           </w:tcPr>
           <w:p>
+            <w:proofErr w:type="spellStart"/>
             <w:r>
               <w:rPr>
                 <w:sz w:val="17"/>
               </w:rPr>
               <w:t>二、續約轉化</w:t>
             </w:r>
+            <w:proofErr w:type="spellEnd"/>
           </w:p>
         </w:tc>
         <w:tc>
@@ -5510,12 +6346,14 @@
               </w:rPr>
               <w:t>A$59(</w:t>
             </w:r>
+            <w:proofErr w:type="spellStart"/>
             <w:r>
               <w:rPr>
                 <w:sz w:val="17"/>
               </w:rPr>
               <w:t>一個月折抵</w:t>
             </w:r>
+            <w:proofErr w:type="spellEnd"/>
             <w:r>
               <w:rPr>
                 <w:sz w:val="17"/>
@@ -5592,12 +6430,14 @@
             <w:tcW w:w="1234" w:type="dxa"/>
           </w:tcPr>
           <w:p>
+            <w:proofErr w:type="spellStart"/>
             <w:r>
               <w:rPr>
                 <w:sz w:val="17"/>
               </w:rPr>
               <w:t>三、資費重組</w:t>
             </w:r>
+            <w:proofErr w:type="spellEnd"/>
           </w:p>
         </w:tc>
         <w:tc>
@@ -5624,12 +6464,14 @@
               </w:rPr>
               <w:t>A$70(</w:t>
             </w:r>
+            <w:proofErr w:type="spellStart"/>
             <w:r>
               <w:rPr>
                 <w:sz w:val="17"/>
               </w:rPr>
               <w:t>月費調降</w:t>
             </w:r>
+            <w:proofErr w:type="spellEnd"/>
             <w:r>
               <w:rPr>
                 <w:sz w:val="17"/>
@@ -5974,7 +6816,21 @@
         <w:rPr>
           <w:lang w:eastAsia="zh-TW"/>
         </w:rPr>
-        <w:t xml:space="preserve">,XGBoost </w:t>
+        <w:t>,</w:t>
+      </w:r>
+      <w:proofErr w:type="spellStart"/>
+      <w:r>
+        <w:rPr>
+          <w:lang w:eastAsia="zh-TW"/>
+        </w:rPr>
+        <w:t>XGBoost</w:t>
+      </w:r>
+      <w:proofErr w:type="spellEnd"/>
+      <w:r>
+        <w:rPr>
+          <w:lang w:eastAsia="zh-TW"/>
+        </w:rPr>
+        <w:t xml:space="preserve"> </w:t>
       </w:r>
       <w:r>
         <w:rPr>
@@ -6072,6 +6928,7 @@
         <w:pStyle w:val="1"/>
       </w:pPr>
       <w:bookmarkStart w:id="6" w:name="_Toc235956187"/>
+      <w:proofErr w:type="spellStart"/>
       <w:r>
         <w:rPr>
           <w:rFonts w:ascii="Calibri" w:eastAsia="微軟正黑體" w:hAnsi="Calibri"/>
@@ -6080,6 +6937,7 @@
         <w:t>參考文獻</w:t>
       </w:r>
       <w:bookmarkEnd w:id="6"/>
+      <w:proofErr w:type="spellEnd"/>
     </w:p>
     <w:p>
       <w:pPr>
@@ -6103,7 +6961,22 @@
         <w:rPr>
           <w:sz w:val="21"/>
         </w:rPr>
-        <w:t>, Article 43826. https://doi.org/10.1038/s41598-025-30108-z</w:t>
+        <w:t xml:space="preserve">, Article 43826. </w:t>
+      </w:r>
+      <w:hyperlink r:id="rId11" w:history="1">
+        <w:r>
+          <w:rPr>
+            <w:rStyle w:val="affa"/>
+            <w:sz w:val="21"/>
+          </w:rPr>
+          <w:t>https://doi.org/10.1038/s41598-025-30108-z</w:t>
+        </w:r>
+      </w:hyperlink>
+      <w:r>
+        <w:rPr>
+          <w:sz w:val="21"/>
+        </w:rPr>
+        <w:t xml:space="preserve"> </w:t>
       </w:r>
     </w:p>
     <w:p>
@@ -6128,7 +7001,22 @@
         <w:rPr>
           <w:sz w:val="21"/>
         </w:rPr>
-        <w:t>(3), 239–281. https://doi.org/10.1023/A:1024068626366</w:t>
+        <w:t xml:space="preserve">(3), 239–281. </w:t>
+      </w:r>
+      <w:hyperlink r:id="rId12" w:history="1">
+        <w:r>
+          <w:rPr>
+            <w:rStyle w:val="affa"/>
+            <w:sz w:val="21"/>
+          </w:rPr>
+          <w:t>https://doi.org/10.1023/A:1024068626366</w:t>
+        </w:r>
+      </w:hyperlink>
+      <w:r>
+        <w:rPr>
+          <w:sz w:val="21"/>
+        </w:rPr>
+        <w:t xml:space="preserve"> </w:t>
       </w:r>
     </w:p>
     <w:p>
@@ -6136,11 +7024,19 @@
         <w:spacing w:after="120"/>
         <w:ind w:left="720" w:hanging="720"/>
       </w:pPr>
+      <w:proofErr w:type="spellStart"/>
       <w:r>
         <w:rPr>
           <w:sz w:val="21"/>
         </w:rPr>
-        <w:t xml:space="preserve">Neslin, S. A., Gupta, S., Kamakura, W., Lu, J., &amp; Mason, C. H. (2006). Defection detection: Measuring and understanding the predictive accuracy of customer churn models. </w:t>
+        <w:t>Neslin</w:t>
+      </w:r>
+      <w:proofErr w:type="spellEnd"/>
+      <w:r>
+        <w:rPr>
+          <w:sz w:val="21"/>
+        </w:rPr>
+        <w:t xml:space="preserve">, S. A., Gupta, S., Kamakura, W., Lu, J., &amp; Mason, C. H. (2006). Defection detection: Measuring and understanding the predictive accuracy of customer churn models. </w:t>
       </w:r>
       <w:r>
         <w:rPr>
@@ -6153,11 +7049,26 @@
         <w:rPr>
           <w:sz w:val="21"/>
         </w:rPr>
-        <w:t>(2), 204–211. https://doi.org/10.1509/jmkr.43.2.204</w:t>
+        <w:t xml:space="preserve">(2), 204–211. </w:t>
+      </w:r>
+      <w:hyperlink r:id="rId13" w:history="1">
+        <w:r>
+          <w:rPr>
+            <w:rStyle w:val="affa"/>
+            <w:sz w:val="21"/>
+          </w:rPr>
+          <w:t>https://doi.org/10.1509/jmkr.43.2.204</w:t>
+        </w:r>
+      </w:hyperlink>
+      <w:r>
+        <w:rPr>
+          <w:sz w:val="21"/>
+        </w:rPr>
+        <w:t xml:space="preserve"> </w:t>
       </w:r>
     </w:p>
     <w:sectPr>
-      <w:footerReference w:type="default" r:id="rId11"/>
+      <w:footerReference w:type="default" r:id="rId14"/>
       <w:pgSz w:w="12240" w:h="15840"/>
       <w:pgMar w:top="1440" w:right="1800" w:bottom="1440" w:left="1800" w:header="720" w:footer="720" w:gutter="0"/>
       <w:cols w:space="720"/>
@@ -17865,6 +18776,18 @@
       <w:u w:val="single"/>
     </w:rPr>
   </w:style>
+  <w:style w:type="character" w:styleId="affb">
+    <w:name w:val="Unresolved Mention"/>
+    <w:basedOn w:val="a2"/>
+    <w:uiPriority w:val="99"/>
+    <w:semiHidden/>
+    <w:unhideWhenUsed/>
+    <w:rsid w:val="00D12BBD"/>
+    <w:rPr>
+      <w:color w:val="605E5C"/>
+      <w:shd w:val="clear" w:color="auto" w:fill="E1DFDD"/>
+    </w:rPr>
+  </w:style>
 </w:styles>
 </file>
 
